--- a/Trade-Monitoring-BRD.docx
+++ b/Trade-Monitoring-BRD.docx
@@ -701,7 +701,7 @@
                 <w:sz w:val="18"/>
                 <w:szCs w:val="18"/>
               </w:rPr>
-              <w:t xml:space="preserve">Priority</w:t>
+              <w:t xml:space="preserve">Tier</w:t>
             </w:r>
           </w:p>
         </w:tc>
@@ -4968,7 +4968,7 @@
                 <w:sz w:val="18"/>
                 <w:szCs w:val="18"/>
               </w:rPr>
-              <w:t xml:space="preserve">Sixteen rules and three screens are computed from it. There is no safe default.</w:t>
+              <w:t xml:space="preserve">Sixteen rules are computed from it, and every hour-of-day view on the site. There is no safe default.</w:t>
             </w:r>
           </w:p>
         </w:tc>
@@ -6610,7 +6610,7 @@
           <w:sz w:val="20"/>
           <w:szCs w:val="20"/>
         </w:rPr>
-        <w:t xml:space="preserve">The first release is accepted when all of the following are demonstrable.</w:t>
+        <w:t xml:space="preserve">These are the criteria for the complete system. Where delivery is phased, each phase is accepted against the subset of these criteria covering what that phase delivers.</w:t>
       </w:r>
     </w:p>
     <w:tbl>
@@ -6790,7 +6790,7 @@
                 <w:sz w:val="18"/>
                 <w:szCs w:val="18"/>
               </w:rPr>
-              <w:t xml:space="preserve">The rule library runs end to end and raises alerts with complete evidence sets.</w:t>
+              <w:t xml:space="preserve">Every rule whose data is available runs end to end and raises alerts with complete evidence sets. Rules whose data is not yet available are suppressed and listed.</w:t>
             </w:r>
           </w:p>
         </w:tc>
@@ -7210,9 +7210,10 @@
         </w:tblBorders>
       </w:tblPr>
       <w:tblGrid>
-        <w:gridCol w:w="900"/>
-        <w:gridCol w:w="4900"/>
-        <w:gridCol w:w="3560"/>
+        <w:gridCol w:w="700"/>
+        <w:gridCol w:w="3100"/>
+        <w:gridCol w:w="2660"/>
+        <w:gridCol w:w="2900"/>
       </w:tblGrid>
       <w:tr>
         <w:trPr>
@@ -7221,7 +7222,7 @@
         </w:trPr>
         <w:tc>
           <w:tcPr>
-            <w:tcW w:type="dxa" w:w="900"/>
+            <w:tcW w:type="dxa" w:w="700"/>
             <w:shd w:fill="F2F4F7" w:color="auto" w:val="clear"/>
             <w:tcMar>
               <w:top w:type="dxa" w:w="60"/>
@@ -7248,7 +7249,7 @@
         </w:tc>
         <w:tc>
           <w:tcPr>
-            <w:tcW w:type="dxa" w:w="4900"/>
+            <w:tcW w:type="dxa" w:w="3100"/>
             <w:shd w:fill="F2F4F7" w:color="auto" w:val="clear"/>
             <w:tcMar>
               <w:top w:type="dxa" w:w="60"/>
@@ -7269,13 +7270,13 @@
                 <w:sz w:val="18"/>
                 <w:szCs w:val="18"/>
               </w:rPr>
-              <w:t xml:space="preserve">Contains</w:t>
-            </w:r>
-          </w:p>
-        </w:tc>
-        <w:tc>
-          <w:tcPr>
-            <w:tcW w:type="dxa" w:w="3560"/>
+              <w:t xml:space="preserve">Screens delivered</w:t>
+            </w:r>
+          </w:p>
+        </w:tc>
+        <w:tc>
+          <w:tcPr>
+            <w:tcW w:type="dxa" w:w="2660"/>
             <w:shd w:fill="F2F4F7" w:color="auto" w:val="clear"/>
             <w:tcMar>
               <w:top w:type="dxa" w:w="60"/>
@@ -7296,6 +7297,33 @@
                 <w:sz w:val="18"/>
                 <w:szCs w:val="18"/>
               </w:rPr>
+              <w:t xml:space="preserve">Also in this phase</w:t>
+            </w:r>
+          </w:p>
+        </w:tc>
+        <w:tc>
+          <w:tcPr>
+            <w:tcW w:type="dxa" w:w="2900"/>
+            <w:shd w:fill="F2F4F7" w:color="auto" w:val="clear"/>
+            <w:tcMar>
+              <w:top w:type="dxa" w:w="60"/>
+              <w:left w:type="dxa" w:w="100"/>
+              <w:bottom w:type="dxa" w:w="60"/>
+              <w:right w:type="dxa" w:w="100"/>
+            </w:tcMar>
+          </w:tcPr>
+          <w:p>
+            <w:pPr>
+              <w:spacing w:after="0"/>
+            </w:pPr>
+            <w:r>
+              <w:rPr>
+                <w:rFonts w:ascii="Calibri" w:cs="Calibri" w:eastAsia="Calibri" w:hAnsi="Calibri"/>
+                <w:b/>
+                <w:bCs/>
+                <w:sz w:val="18"/>
+                <w:szCs w:val="18"/>
+              </w:rPr>
               <w:t xml:space="preserve">Depends on</w:t>
             </w:r>
           </w:p>
@@ -7307,7 +7335,7 @@
         </w:trPr>
         <w:tc>
           <w:tcPr>
-            <w:tcW w:type="dxa" w:w="900"/>
+            <w:tcW w:type="dxa" w:w="700"/>
             <w:tcMar>
               <w:top w:type="dxa" w:w="60"/>
               <w:left w:type="dxa" w:w="100"/>
@@ -7331,60 +7359,84 @@
         </w:tc>
         <w:tc>
           <w:tcPr>
-            <w:tcW w:type="dxa" w:w="4900"/>
-            <w:tcMar>
-              <w:top w:type="dxa" w:w="60"/>
-              <w:left w:type="dxa" w:w="100"/>
-              <w:bottom w:type="dxa" w:w="60"/>
-              <w:right w:type="dxa" w:w="100"/>
-            </w:tcMar>
-          </w:tcPr>
-          <w:p>
-            <w:pPr>
-              <w:spacing w:after="0"/>
-            </w:pPr>
-            <w:r>
-              <w:rPr>
-                <w:rFonts w:ascii="Calibri" w:cs="Calibri" w:eastAsia="Calibri" w:hAnsi="Calibri"/>
-                <w:sz w:val="18"/>
-                <w:szCs w:val="18"/>
-              </w:rPr>
-              <w:t xml:space="preserve">Trade blotter, Detections queue, alert review and disposition, Review Log.</w:t>
-            </w:r>
-          </w:p>
-        </w:tc>
-        <w:tc>
-          <w:tcPr>
-            <w:tcW w:type="dxa" w:w="3560"/>
-            <w:tcMar>
-              <w:top w:type="dxa" w:w="60"/>
-              <w:left w:type="dxa" w:w="100"/>
-              <w:bottom w:type="dxa" w:w="60"/>
-              <w:right w:type="dxa" w:w="100"/>
-            </w:tcMar>
-          </w:tcPr>
-          <w:p>
-            <w:pPr>
-              <w:spacing w:after="0"/>
-            </w:pPr>
-            <w:r>
-              <w:rPr>
-                <w:rFonts w:ascii="Calibri" w:cs="Calibri" w:eastAsia="Calibri" w:hAnsi="Calibri"/>
-                <w:sz w:val="18"/>
-                <w:szCs w:val="18"/>
-              </w:rPr>
-              <w:t xml:space="preserve">Trade capture, market data, reference data, HR feed, calendars.</w:t>
-            </w:r>
-          </w:p>
-        </w:tc>
-      </w:tr>
-      <w:tr>
-        <w:trPr>
-          <w:cantSplit/>
-        </w:trPr>
-        <w:tc>
-          <w:tcPr>
-            <w:tcW w:type="dxa" w:w="900"/>
+            <w:tcW w:type="dxa" w:w="3100"/>
+            <w:tcMar>
+              <w:top w:type="dxa" w:w="60"/>
+              <w:left w:type="dxa" w:w="100"/>
+              <w:bottom w:type="dxa" w:w="60"/>
+              <w:right w:type="dxa" w:w="100"/>
+            </w:tcMar>
+          </w:tcPr>
+          <w:p>
+            <w:pPr>
+              <w:spacing w:after="0"/>
+            </w:pPr>
+            <w:r>
+              <w:rPr>
+                <w:rFonts w:ascii="Calibri" w:cs="Calibri" w:eastAsia="Calibri" w:hAnsi="Calibri"/>
+                <w:sz w:val="18"/>
+                <w:szCs w:val="18"/>
+              </w:rPr>
+              <w:t xml:space="preserve">Surveillance Overview, Detections queue, Trade Blotter, Review Log (the four priority-1 screens)</w:t>
+            </w:r>
+          </w:p>
+        </w:tc>
+        <w:tc>
+          <w:tcPr>
+            <w:tcW w:type="dxa" w:w="2660"/>
+            <w:tcMar>
+              <w:top w:type="dxa" w:w="60"/>
+              <w:left w:type="dxa" w:w="100"/>
+              <w:bottom w:type="dxa" w:w="60"/>
+              <w:right w:type="dxa" w:w="100"/>
+            </w:tcMar>
+          </w:tcPr>
+          <w:p>
+            <w:pPr>
+              <w:spacing w:after="0"/>
+            </w:pPr>
+            <w:r>
+              <w:rPr>
+                <w:rFonts w:ascii="Calibri" w:cs="Calibri" w:eastAsia="Calibri" w:hAnsi="Calibri"/>
+                <w:sz w:val="18"/>
+                <w:szCs w:val="18"/>
+              </w:rPr>
+              <w:t xml:space="preserve">Alert review and disposition; trader baselines.</w:t>
+            </w:r>
+          </w:p>
+        </w:tc>
+        <w:tc>
+          <w:tcPr>
+            <w:tcW w:type="dxa" w:w="2900"/>
+            <w:tcMar>
+              <w:top w:type="dxa" w:w="60"/>
+              <w:left w:type="dxa" w:w="100"/>
+              <w:bottom w:type="dxa" w:w="60"/>
+              <w:right w:type="dxa" w:w="100"/>
+            </w:tcMar>
+          </w:tcPr>
+          <w:p>
+            <w:pPr>
+              <w:spacing w:after="0"/>
+            </w:pPr>
+            <w:r>
+              <w:rPr>
+                <w:rFonts w:ascii="Calibri" w:cs="Calibri" w:eastAsia="Calibri" w:hAnsi="Calibri"/>
+                <w:sz w:val="18"/>
+                <w:szCs w:val="18"/>
+              </w:rPr>
+              <w:t xml:space="preserve">Trade capture, market data, reference data, client reference data, HR feed, calendars.</w:t>
+            </w:r>
+          </w:p>
+        </w:tc>
+      </w:tr>
+      <w:tr>
+        <w:trPr>
+          <w:cantSplit/>
+        </w:trPr>
+        <w:tc>
+          <w:tcPr>
+            <w:tcW w:type="dxa" w:w="700"/>
             <w:tcMar>
               <w:top w:type="dxa" w:w="60"/>
               <w:left w:type="dxa" w:w="100"/>
@@ -7408,60 +7460,84 @@
         </w:tc>
         <w:tc>
           <w:tcPr>
-            <w:tcW w:type="dxa" w:w="4900"/>
-            <w:tcMar>
-              <w:top w:type="dxa" w:w="60"/>
-              <w:left w:type="dxa" w:w="100"/>
-              <w:bottom w:type="dxa" w:w="60"/>
-              <w:right w:type="dxa" w:w="100"/>
-            </w:tcMar>
-          </w:tcPr>
-          <w:p>
-            <w:pPr>
-              <w:spacing w:after="0"/>
-            </w:pPr>
-            <w:r>
-              <w:rPr>
-                <w:rFonts w:ascii="Calibri" w:cs="Calibri" w:eastAsia="Calibri" w:hAnsi="Calibri"/>
-                <w:sz w:val="18"/>
-                <w:szCs w:val="18"/>
-              </w:rPr>
-              <w:t xml:space="preserve">Surveillance Overview, Rule Library, Traders &amp; Groups, trader baselines.</w:t>
-            </w:r>
-          </w:p>
-        </w:tc>
-        <w:tc>
-          <w:tcPr>
-            <w:tcW w:type="dxa" w:w="3560"/>
-            <w:tcMar>
-              <w:top w:type="dxa" w:w="60"/>
-              <w:left w:type="dxa" w:w="100"/>
-              <w:bottom w:type="dxa" w:w="60"/>
-              <w:right w:type="dxa" w:w="100"/>
-            </w:tcMar>
-          </w:tcPr>
-          <w:p>
-            <w:pPr>
-              <w:spacing w:after="0"/>
-            </w:pPr>
-            <w:r>
-              <w:rPr>
-                <w:rFonts w:ascii="Calibri" w:cs="Calibri" w:eastAsia="Calibri" w:hAnsi="Calibri"/>
-                <w:sz w:val="18"/>
-                <w:szCs w:val="18"/>
-              </w:rPr>
-              <w:t xml:space="preserve">Phase 1 plus the mandate and limit register.</w:t>
-            </w:r>
-          </w:p>
-        </w:tc>
-      </w:tr>
-      <w:tr>
-        <w:trPr>
-          <w:cantSplit/>
-        </w:trPr>
-        <w:tc>
-          <w:tcPr>
-            <w:tcW w:type="dxa" w:w="900"/>
+            <w:tcW w:type="dxa" w:w="3100"/>
+            <w:tcMar>
+              <w:top w:type="dxa" w:w="60"/>
+              <w:left w:type="dxa" w:w="100"/>
+              <w:bottom w:type="dxa" w:w="60"/>
+              <w:right w:type="dxa" w:w="100"/>
+            </w:tcMar>
+          </w:tcPr>
+          <w:p>
+            <w:pPr>
+              <w:spacing w:after="0"/>
+            </w:pPr>
+            <w:r>
+              <w:rPr>
+                <w:rFonts w:ascii="Calibri" w:cs="Calibri" w:eastAsia="Calibri" w:hAnsi="Calibri"/>
+                <w:sz w:val="18"/>
+                <w:szCs w:val="18"/>
+              </w:rPr>
+              <w:t xml:space="preserve">Trade Activity, Rule Library, Traders &amp; Groups (priority 2)</w:t>
+            </w:r>
+          </w:p>
+        </w:tc>
+        <w:tc>
+          <w:tcPr>
+            <w:tcW w:type="dxa" w:w="2660"/>
+            <w:tcMar>
+              <w:top w:type="dxa" w:w="60"/>
+              <w:left w:type="dxa" w:w="100"/>
+              <w:bottom w:type="dxa" w:w="60"/>
+              <w:right w:type="dxa" w:w="100"/>
+            </w:tcMar>
+          </w:tcPr>
+          <w:p>
+            <w:pPr>
+              <w:spacing w:after="0"/>
+            </w:pPr>
+            <w:r>
+              <w:rPr>
+                <w:rFonts w:ascii="Calibri" w:cs="Calibri" w:eastAsia="Calibri" w:hAnsi="Calibri"/>
+                <w:sz w:val="18"/>
+                <w:szCs w:val="18"/>
+              </w:rPr>
+              <w:t xml:space="preserve">The Limits and controls rule category.</w:t>
+            </w:r>
+          </w:p>
+        </w:tc>
+        <w:tc>
+          <w:tcPr>
+            <w:tcW w:type="dxa" w:w="2900"/>
+            <w:tcMar>
+              <w:top w:type="dxa" w:w="60"/>
+              <w:left w:type="dxa" w:w="100"/>
+              <w:bottom w:type="dxa" w:w="60"/>
+              <w:right w:type="dxa" w:w="100"/>
+            </w:tcMar>
+          </w:tcPr>
+          <w:p>
+            <w:pPr>
+              <w:spacing w:after="0"/>
+            </w:pPr>
+            <w:r>
+              <w:rPr>
+                <w:rFonts w:ascii="Calibri" w:cs="Calibri" w:eastAsia="Calibri" w:hAnsi="Calibri"/>
+                <w:sz w:val="18"/>
+                <w:szCs w:val="18"/>
+              </w:rPr>
+              <w:t xml:space="preserve">Phase 1 plus the trader mandate and limit register.</w:t>
+            </w:r>
+          </w:p>
+        </w:tc>
+      </w:tr>
+      <w:tr>
+        <w:trPr>
+          <w:cantSplit/>
+        </w:trPr>
+        <w:tc>
+          <w:tcPr>
+            <w:tcW w:type="dxa" w:w="700"/>
             <w:tcMar>
               <w:top w:type="dxa" w:w="60"/>
               <w:left w:type="dxa" w:w="100"/>
@@ -7485,31 +7561,55 @@
         </w:tc>
         <w:tc>
           <w:tcPr>
-            <w:tcW w:type="dxa" w:w="4900"/>
-            <w:tcMar>
-              <w:top w:type="dxa" w:w="60"/>
-              <w:left w:type="dxa" w:w="100"/>
-              <w:bottom w:type="dxa" w:w="60"/>
-              <w:right w:type="dxa" w:w="100"/>
-            </w:tcMar>
-          </w:tcPr>
-          <w:p>
-            <w:pPr>
-              <w:spacing w:after="0"/>
-            </w:pPr>
-            <w:r>
-              <w:rPr>
-                <w:rFonts w:ascii="Calibri" w:cs="Calibri" w:eastAsia="Calibri" w:hAnsi="Calibri"/>
-                <w:sz w:val="18"/>
-                <w:szCs w:val="18"/>
-              </w:rPr>
-              <w:t xml:space="preserve">Trade Activity, Trade Activity TimeSeries, cross-screen linking.</w:t>
-            </w:r>
-          </w:p>
-        </w:tc>
-        <w:tc>
-          <w:tcPr>
-            <w:tcW w:type="dxa" w:w="3560"/>
+            <w:tcW w:type="dxa" w:w="3100"/>
+            <w:tcMar>
+              <w:top w:type="dxa" w:w="60"/>
+              <w:left w:type="dxa" w:w="100"/>
+              <w:bottom w:type="dxa" w:w="60"/>
+              <w:right w:type="dxa" w:w="100"/>
+            </w:tcMar>
+          </w:tcPr>
+          <w:p>
+            <w:pPr>
+              <w:spacing w:after="0"/>
+            </w:pPr>
+            <w:r>
+              <w:rPr>
+                <w:rFonts w:ascii="Calibri" w:cs="Calibri" w:eastAsia="Calibri" w:hAnsi="Calibri"/>
+                <w:sz w:val="18"/>
+                <w:szCs w:val="18"/>
+              </w:rPr>
+              <w:t xml:space="preserve">Trade Activity TimeSeries (priority 3)</w:t>
+            </w:r>
+          </w:p>
+        </w:tc>
+        <w:tc>
+          <w:tcPr>
+            <w:tcW w:type="dxa" w:w="2660"/>
+            <w:tcMar>
+              <w:top w:type="dxa" w:w="60"/>
+              <w:left w:type="dxa" w:w="100"/>
+              <w:bottom w:type="dxa" w:w="60"/>
+              <w:right w:type="dxa" w:w="100"/>
+            </w:tcMar>
+          </w:tcPr>
+          <w:p>
+            <w:pPr>
+              <w:spacing w:after="0"/>
+            </w:pPr>
+            <w:r>
+              <w:rPr>
+                <w:rFonts w:ascii="Calibri" w:cs="Calibri" w:eastAsia="Calibri" w:hAnsi="Calibri"/>
+                <w:sz w:val="18"/>
+                <w:szCs w:val="18"/>
+              </w:rPr>
+              <w:t xml:space="preserve">Cross-screen linking.</w:t>
+            </w:r>
+          </w:p>
+        </w:tc>
+        <w:tc>
+          <w:tcPr>
+            <w:tcW w:type="dxa" w:w="2900"/>
             <w:tcMar>
               <w:top w:type="dxa" w:w="60"/>
               <w:left w:type="dxa" w:w="100"/>
@@ -7538,7 +7638,7 @@
         </w:trPr>
         <w:tc>
           <w:tcPr>
-            <w:tcW w:type="dxa" w:w="900"/>
+            <w:tcW w:type="dxa" w:w="700"/>
             <w:tcMar>
               <w:top w:type="dxa" w:w="60"/>
               <w:left w:type="dxa" w:w="100"/>
@@ -7562,31 +7662,55 @@
         </w:tc>
         <w:tc>
           <w:tcPr>
-            <w:tcW w:type="dxa" w:w="4900"/>
-            <w:tcMar>
-              <w:top w:type="dxa" w:w="60"/>
-              <w:left w:type="dxa" w:w="100"/>
-              <w:bottom w:type="dxa" w:w="60"/>
-              <w:right w:type="dxa" w:w="100"/>
-            </w:tcMar>
-          </w:tcPr>
-          <w:p>
-            <w:pPr>
-              <w:spacing w:after="0"/>
-            </w:pPr>
-            <w:r>
-              <w:rPr>
-                <w:rFonts w:ascii="Calibri" w:cs="Calibri" w:eastAsia="Calibri" w:hAnsi="Calibri"/>
-                <w:sz w:val="18"/>
-                <w:szCs w:val="18"/>
-              </w:rPr>
-              <w:t xml:space="preserve">Order-book rules, settlement rules, control-room rules.</w:t>
-            </w:r>
-          </w:p>
-        </w:tc>
-        <w:tc>
-          <w:tcPr>
-            <w:tcW w:type="dxa" w:w="3560"/>
+            <w:tcW w:type="dxa" w:w="3100"/>
+            <w:tcMar>
+              <w:top w:type="dxa" w:w="60"/>
+              <w:left w:type="dxa" w:w="100"/>
+              <w:bottom w:type="dxa" w:w="60"/>
+              <w:right w:type="dxa" w:w="100"/>
+            </w:tcMar>
+          </w:tcPr>
+          <w:p>
+            <w:pPr>
+              <w:spacing w:after="0"/>
+            </w:pPr>
+            <w:r>
+              <w:rPr>
+                <w:rFonts w:ascii="Calibri" w:cs="Calibri" w:eastAsia="Calibri" w:hAnsi="Calibri"/>
+                <w:sz w:val="18"/>
+                <w:szCs w:val="18"/>
+              </w:rPr>
+              <w:t xml:space="preserve">None — existing screens gain rules</w:t>
+            </w:r>
+          </w:p>
+        </w:tc>
+        <w:tc>
+          <w:tcPr>
+            <w:tcW w:type="dxa" w:w="2660"/>
+            <w:tcMar>
+              <w:top w:type="dxa" w:w="60"/>
+              <w:left w:type="dxa" w:w="100"/>
+              <w:bottom w:type="dxa" w:w="60"/>
+              <w:right w:type="dxa" w:w="100"/>
+            </w:tcMar>
+          </w:tcPr>
+          <w:p>
+            <w:pPr>
+              <w:spacing w:after="0"/>
+            </w:pPr>
+            <w:r>
+              <w:rPr>
+                <w:rFonts w:ascii="Calibri" w:cs="Calibri" w:eastAsia="Calibri" w:hAnsi="Calibri"/>
+                <w:sz w:val="18"/>
+                <w:szCs w:val="18"/>
+              </w:rPr>
+              <w:t xml:space="preserve">Order-book, settlement and control-room rule categories.</w:t>
+            </w:r>
+          </w:p>
+        </w:tc>
+        <w:tc>
+          <w:tcPr>
+            <w:tcW w:type="dxa" w:w="2900"/>
             <w:tcMar>
               <w:top w:type="dxa" w:w="60"/>
               <w:left w:type="dxa" w:w="100"/>

--- a/Trade-Monitoring-BRD.docx
+++ b/Trade-Monitoring-BRD.docx
@@ -246,7 +246,7 @@
                 <w:sz w:val="18"/>
                 <w:szCs w:val="18"/>
               </w:rPr>
-              <w:t xml:space="preserve">1.0</w:t>
+              <w:t xml:space="preserve">1.1</w:t>
             </w:r>
           </w:p>
         </w:tc>
@@ -1548,7 +1548,7 @@
                 <w:sz w:val="18"/>
                 <w:szCs w:val="18"/>
               </w:rPr>
-              <w:t xml:space="preserve">What did the floor actually trade, and does the shape look normal?</w:t>
+              <w:t xml:space="preserve">What did the floor actually trade, what did it earn, and does the shape look normal?</w:t>
             </w:r>
           </w:p>
         </w:tc>
@@ -3522,6 +3522,112 @@
           </w:p>
         </w:tc>
       </w:tr>
+      <w:tr>
+        <w:trPr>
+          <w:cantSplit/>
+        </w:trPr>
+        <w:tc>
+          <w:tcPr>
+            <w:tcW w:type="dxa" w:w="900"/>
+            <w:tcMar>
+              <w:top w:type="dxa" w:w="60"/>
+              <w:left w:type="dxa" w:w="100"/>
+              <w:bottom w:type="dxa" w:w="60"/>
+              <w:right w:type="dxa" w:w="100"/>
+            </w:tcMar>
+          </w:tcPr>
+          <w:p>
+            <w:pPr>
+              <w:spacing w:after="0"/>
+            </w:pPr>
+            <w:r>
+              <w:rPr>
+                <w:rFonts w:ascii="Calibri" w:cs="Calibri" w:eastAsia="Calibri" w:hAnsi="Calibri"/>
+                <w:sz w:val="18"/>
+                <w:szCs w:val="18"/>
+              </w:rPr>
+              <w:t xml:space="preserve">FR-25</w:t>
+            </w:r>
+          </w:p>
+        </w:tc>
+        <w:tc>
+          <w:tcPr>
+            <w:tcW w:type="dxa" w:w="8460"/>
+            <w:tcMar>
+              <w:top w:type="dxa" w:w="60"/>
+              <w:left w:type="dxa" w:w="100"/>
+              <w:bottom w:type="dxa" w:w="60"/>
+              <w:right w:type="dxa" w:w="100"/>
+            </w:tcMar>
+          </w:tcPr>
+          <w:p>
+            <w:pPr>
+              <w:spacing w:after="0"/>
+            </w:pPr>
+            <w:r>
+              <w:rPr>
+                <w:rFonts w:ascii="Calibri" w:cs="Calibri" w:eastAsia="Calibri" w:hAnsi="Calibri"/>
+                <w:sz w:val="18"/>
+                <w:szCs w:val="18"/>
+              </w:rPr>
+              <w:t xml:space="preserve">The Trade Activity screen shall offer a choice of measure — transaction counts with notional, or revenue with margin. The choice shall apply to every panel on that screen at once, shall persist between sessions, and each panel shall state the measure it is currently drawn in.</w:t>
+            </w:r>
+          </w:p>
+        </w:tc>
+      </w:tr>
+      <w:tr>
+        <w:trPr>
+          <w:cantSplit/>
+        </w:trPr>
+        <w:tc>
+          <w:tcPr>
+            <w:tcW w:type="dxa" w:w="900"/>
+            <w:tcMar>
+              <w:top w:type="dxa" w:w="60"/>
+              <w:left w:type="dxa" w:w="100"/>
+              <w:bottom w:type="dxa" w:w="60"/>
+              <w:right w:type="dxa" w:w="100"/>
+            </w:tcMar>
+          </w:tcPr>
+          <w:p>
+            <w:pPr>
+              <w:spacing w:after="0"/>
+            </w:pPr>
+            <w:r>
+              <w:rPr>
+                <w:rFonts w:ascii="Calibri" w:cs="Calibri" w:eastAsia="Calibri" w:hAnsi="Calibri"/>
+                <w:sz w:val="18"/>
+                <w:szCs w:val="18"/>
+              </w:rPr>
+              <w:t xml:space="preserve">FR-26</w:t>
+            </w:r>
+          </w:p>
+        </w:tc>
+        <w:tc>
+          <w:tcPr>
+            <w:tcW w:type="dxa" w:w="8460"/>
+            <w:tcMar>
+              <w:top w:type="dxa" w:w="60"/>
+              <w:left w:type="dxa" w:w="100"/>
+              <w:bottom w:type="dxa" w:w="60"/>
+              <w:right w:type="dxa" w:w="100"/>
+            </w:tcMar>
+          </w:tcPr>
+          <w:p>
+            <w:pPr>
+              <w:spacing w:after="0"/>
+            </w:pPr>
+            <w:r>
+              <w:rPr>
+                <w:rFonts w:ascii="Calibri" w:cs="Calibri" w:eastAsia="Calibri" w:hAnsi="Calibri"/>
+                <w:sz w:val="18"/>
+                <w:szCs w:val="18"/>
+              </w:rPr>
+              <w:t xml:space="preserve">Where per-deal revenue is not supplied, the revenue measure shall read zero and no other screen shall be affected. The system shall not estimate revenue it was not given.</w:t>
+            </w:r>
+          </w:p>
+        </w:tc>
+      </w:tr>
     </w:tbl>
     <w:p>
       <w:pPr>
@@ -4430,7 +4536,7 @@
                 <w:sz w:val="18"/>
                 <w:szCs w:val="18"/>
               </w:rPr>
-              <w:t xml:space="preserve">298</w:t>
+              <w:t xml:space="preserve">300</w:t>
             </w:r>
           </w:p>
         </w:tc>
@@ -4483,7 +4589,7 @@
                 <w:sz w:val="18"/>
                 <w:szCs w:val="18"/>
               </w:rPr>
-              <w:t xml:space="preserve">187</w:t>
+              <w:t xml:space="preserve">189</w:t>
             </w:r>
           </w:p>
         </w:tc>
@@ -4784,6 +4890,19 @@
           <w:szCs w:val="20"/>
         </w:rPr>
         <w:t xml:space="preserve">Calendars — business days and holidays per settlement centre</w:t>
+      </w:r>
+    </w:p>
+    <w:p>
+      <w:pPr>
+        <w:spacing w:after="120" w:before="120"/>
+      </w:pPr>
+      <w:r>
+        <w:rPr>
+          <w:rFonts w:ascii="Calibri" w:cs="Calibri" w:eastAsia="Calibri" w:hAnsi="Calibri"/>
+          <w:sz w:val="20"/>
+          <w:szCs w:val="20"/>
+        </w:rPr>
+        <w:t xml:space="preserve">One further feed is not blocking. Per-deal revenue attribution drives the P&amp;L measure of the Trade Activity screen and nothing else; without it that measure reads zero and every other screen is unaffected. It is listed here because it is owned by product control rather than by any of the six above, and because it is the feed most likely to be assumed available and then found not to be published per deal.</w:t>
       </w:r>
     </w:p>
     <w:p>
@@ -6245,7 +6364,7 @@
                 <w:sz w:val="18"/>
                 <w:szCs w:val="18"/>
               </w:rPr>
-              <w:t xml:space="preserve">24 tables, 298 field specifications, code lists, the rule-to-field matrix and data quality controls.</w:t>
+              <w:t xml:space="preserve">24 tables, 300 field specifications, code lists, the rule-to-field matrix and data quality controls.</w:t>
             </w:r>
           </w:p>
         </w:tc>
@@ -6322,7 +6441,7 @@
                 <w:sz w:val="18"/>
                 <w:szCs w:val="18"/>
               </w:rPr>
-              <w:t xml:space="preserve">The 187 fields to source, grouped by the production system that owns them, with columns to record what was found.</w:t>
+              <w:t xml:space="preserve">The 189 fields to source, grouped by the production system that owns them, with columns to record what was found.</w:t>
             </w:r>
           </w:p>
         </w:tc>
@@ -7162,6 +7281,59 @@
                 <w:szCs w:val="18"/>
               </w:rPr>
               <w:t xml:space="preserve">An auditor can reconstruct any closed alert: what was shown, who decided, when, and why.</w:t>
+            </w:r>
+          </w:p>
+        </w:tc>
+      </w:tr>
+      <w:tr>
+        <w:trPr>
+          <w:cantSplit/>
+        </w:trPr>
+        <w:tc>
+          <w:tcPr>
+            <w:tcW w:type="dxa" w:w="700"/>
+            <w:tcMar>
+              <w:top w:type="dxa" w:w="60"/>
+              <w:left w:type="dxa" w:w="100"/>
+              <w:bottom w:type="dxa" w:w="60"/>
+              <w:right w:type="dxa" w:w="100"/>
+            </w:tcMar>
+          </w:tcPr>
+          <w:p>
+            <w:pPr>
+              <w:spacing w:after="0"/>
+            </w:pPr>
+            <w:r>
+              <w:rPr>
+                <w:rFonts w:ascii="Calibri" w:cs="Calibri" w:eastAsia="Calibri" w:hAnsi="Calibri"/>
+                <w:sz w:val="18"/>
+                <w:szCs w:val="18"/>
+              </w:rPr>
+              <w:t xml:space="preserve">A10</w:t>
+            </w:r>
+          </w:p>
+        </w:tc>
+        <w:tc>
+          <w:tcPr>
+            <w:tcW w:type="dxa" w:w="8660"/>
+            <w:tcMar>
+              <w:top w:type="dxa" w:w="60"/>
+              <w:left w:type="dxa" w:w="100"/>
+              <w:bottom w:type="dxa" w:w="60"/>
+              <w:right w:type="dxa" w:w="100"/>
+            </w:tcMar>
+          </w:tcPr>
+          <w:p>
+            <w:pPr>
+              <w:spacing w:after="0"/>
+            </w:pPr>
+            <w:r>
+              <w:rPr>
+                <w:rFonts w:ascii="Calibri" w:cs="Calibri" w:eastAsia="Calibri" w:hAnsi="Calibri"/>
+                <w:sz w:val="18"/>
+                <w:szCs w:val="18"/>
+              </w:rPr>
+              <w:t xml:space="preserve">Trade Activity renders in both measures from live data. Revenue totals reconcile to the figures the desk reports for the same period, and where revenue is not supplied the measure reads zero rather than an estimate.</w:t>
             </w:r>
           </w:p>
         </w:tc>
@@ -7526,7 +7698,7 @@
                 <w:sz w:val="18"/>
                 <w:szCs w:val="18"/>
               </w:rPr>
-              <w:t xml:space="preserve">Phase 1 plus the trader mandate and limit register.</w:t>
+              <w:t xml:space="preserve">Phase 1 plus the trader mandate and limit register, and — for the P&amp;L measure only — revenue attribution.</w:t>
             </w:r>
           </w:p>
         </w:tc>

--- a/Trade-Monitoring-BRD.docx
+++ b/Trade-Monitoring-BRD.docx
@@ -103,6 +103,7 @@
           </w:tcPr>
           <w:p>
             <w:pPr>
+              <w:keepNext w:val="false"/>
               <w:spacing w:after="0"/>
             </w:pPr>
             <w:r>
@@ -130,6 +131,7 @@
           </w:tcPr>
           <w:p>
             <w:pPr>
+              <w:keepNext w:val="false"/>
               <w:spacing w:after="0"/>
             </w:pPr>
             <w:r>
@@ -161,6 +163,7 @@
           </w:tcPr>
           <w:p>
             <w:pPr>
+              <w:keepNext w:val="false"/>
               <w:spacing w:after="0"/>
             </w:pPr>
             <w:r>
@@ -185,6 +188,7 @@
           </w:tcPr>
           <w:p>
             <w:pPr>
+              <w:keepNext w:val="false"/>
               <w:spacing w:after="0"/>
             </w:pPr>
             <w:r>
@@ -214,6 +218,7 @@
           </w:tcPr>
           <w:p>
             <w:pPr>
+              <w:keepNext w:val="false"/>
               <w:spacing w:after="0"/>
             </w:pPr>
             <w:r>
@@ -238,15 +243,16 @@
           </w:tcPr>
           <w:p>
             <w:pPr>
-              <w:spacing w:after="0"/>
-            </w:pPr>
-            <w:r>
-              <w:rPr>
-                <w:rFonts w:ascii="Calibri" w:cs="Calibri" w:eastAsia="Calibri" w:hAnsi="Calibri"/>
-                <w:sz w:val="18"/>
-                <w:szCs w:val="18"/>
-              </w:rPr>
-              <w:t xml:space="preserve">1.1</w:t>
+              <w:keepNext w:val="false"/>
+              <w:spacing w:after="0"/>
+            </w:pPr>
+            <w:r>
+              <w:rPr>
+                <w:rFonts w:ascii="Calibri" w:cs="Calibri" w:eastAsia="Calibri" w:hAnsi="Calibri"/>
+                <w:sz w:val="18"/>
+                <w:szCs w:val="18"/>
+              </w:rPr>
+              <w:t xml:space="preserve">1.2</w:t>
             </w:r>
           </w:p>
         </w:tc>
@@ -267,6 +273,7 @@
           </w:tcPr>
           <w:p>
             <w:pPr>
+              <w:keepNext w:val="false"/>
               <w:spacing w:after="0"/>
             </w:pPr>
             <w:r>
@@ -291,6 +298,7 @@
           </w:tcPr>
           <w:p>
             <w:pPr>
+              <w:keepNext w:val="false"/>
               <w:spacing w:after="0"/>
             </w:pPr>
             <w:r>
@@ -320,6 +328,7 @@
           </w:tcPr>
           <w:p>
             <w:pPr>
+              <w:keepNext w:val="false"/>
               <w:spacing w:after="0"/>
             </w:pPr>
             <w:r>
@@ -344,6 +353,7 @@
           </w:tcPr>
           <w:p>
             <w:pPr>
+              <w:keepNext w:val="false"/>
               <w:spacing w:after="0"/>
             </w:pPr>
             <w:r>
@@ -373,6 +383,7 @@
           </w:tcPr>
           <w:p>
             <w:pPr>
+              <w:keepNext w:val="false"/>
               <w:spacing w:after="0"/>
             </w:pPr>
             <w:r>
@@ -397,6 +408,7 @@
           </w:tcPr>
           <w:p>
             <w:pPr>
+              <w:keepNext w:val="false"/>
               <w:spacing w:after="0"/>
             </w:pPr>
             <w:r>
@@ -426,6 +438,7 @@
           </w:tcPr>
           <w:p>
             <w:pPr>
+              <w:keepNext w:val="false"/>
               <w:spacing w:after="0"/>
             </w:pPr>
             <w:r>
@@ -450,6 +463,7 @@
           </w:tcPr>
           <w:p>
             <w:pPr>
+              <w:keepNext w:val="false"/>
               <w:spacing w:after="0"/>
             </w:pPr>
             <w:r>
@@ -466,12 +480,381 @@
     </w:tbl>
     <w:p>
       <w:pPr>
-        <w:pageBreakBefore/>
+        <w:spacing w:after="100"/>
       </w:pPr>
     </w:p>
     <w:p>
       <w:pPr>
+        <w:spacing w:after="80" w:before="240"/>
+      </w:pPr>
+      <w:r>
+        <w:rPr>
+          <w:rFonts w:ascii="Calibri" w:cs="Calibri" w:eastAsia="Calibri" w:hAnsi="Calibri"/>
+          <w:b/>
+          <w:bCs/>
+          <w:sz w:val="20"/>
+          <w:szCs w:val="20"/>
+        </w:rPr>
+        <w:t xml:space="preserve">Version history</w:t>
+      </w:r>
+    </w:p>
+    <w:tbl>
+      <w:tblPr>
+        <w:tblW w:type="dxa" w:w="9360"/>
+        <w:tblBorders>
+          <w:top w:val="single" w:color="BFBFBF" w:sz="4"/>
+          <w:left w:val="single" w:color="BFBFBF" w:sz="4"/>
+          <w:bottom w:val="single" w:color="BFBFBF" w:sz="4"/>
+          <w:right w:val="single" w:color="BFBFBF" w:sz="4"/>
+          <w:insideH w:val="single" w:color="BFBFBF" w:sz="2"/>
+          <w:insideV w:val="single" w:color="BFBFBF" w:sz="2"/>
+        </w:tblBorders>
+      </w:tblPr>
+      <w:tblGrid>
+        <w:gridCol w:w="1100"/>
+        <w:gridCol w:w="1500"/>
+        <w:gridCol w:w="6760"/>
+      </w:tblGrid>
+      <w:tr>
+        <w:trPr>
+          <w:cantSplit/>
+          <w:tblHeader/>
+        </w:trPr>
+        <w:tc>
+          <w:tcPr>
+            <w:tcW w:type="dxa" w:w="1100"/>
+            <w:shd w:fill="F2F4F7" w:color="auto" w:val="clear"/>
+            <w:tcMar>
+              <w:top w:type="dxa" w:w="60"/>
+              <w:left w:type="dxa" w:w="100"/>
+              <w:bottom w:type="dxa" w:w="60"/>
+              <w:right w:type="dxa" w:w="100"/>
+            </w:tcMar>
+          </w:tcPr>
+          <w:p>
+            <w:pPr>
+              <w:keepNext w:val="false"/>
+              <w:spacing w:after="0"/>
+            </w:pPr>
+            <w:r>
+              <w:rPr>
+                <w:rFonts w:ascii="Calibri" w:cs="Calibri" w:eastAsia="Calibri" w:hAnsi="Calibri"/>
+                <w:b/>
+                <w:bCs/>
+                <w:sz w:val="18"/>
+                <w:szCs w:val="18"/>
+              </w:rPr>
+              <w:t xml:space="preserve">Version</w:t>
+            </w:r>
+          </w:p>
+        </w:tc>
+        <w:tc>
+          <w:tcPr>
+            <w:tcW w:type="dxa" w:w="1500"/>
+            <w:shd w:fill="F2F4F7" w:color="auto" w:val="clear"/>
+            <w:tcMar>
+              <w:top w:type="dxa" w:w="60"/>
+              <w:left w:type="dxa" w:w="100"/>
+              <w:bottom w:type="dxa" w:w="60"/>
+              <w:right w:type="dxa" w:w="100"/>
+            </w:tcMar>
+          </w:tcPr>
+          <w:p>
+            <w:pPr>
+              <w:keepNext w:val="false"/>
+              <w:spacing w:after="0"/>
+            </w:pPr>
+            <w:r>
+              <w:rPr>
+                <w:rFonts w:ascii="Calibri" w:cs="Calibri" w:eastAsia="Calibri" w:hAnsi="Calibri"/>
+                <w:b/>
+                <w:bCs/>
+                <w:sz w:val="18"/>
+                <w:szCs w:val="18"/>
+              </w:rPr>
+              <w:t xml:space="preserve">Date</w:t>
+            </w:r>
+          </w:p>
+        </w:tc>
+        <w:tc>
+          <w:tcPr>
+            <w:tcW w:type="dxa" w:w="6760"/>
+            <w:shd w:fill="F2F4F7" w:color="auto" w:val="clear"/>
+            <w:tcMar>
+              <w:top w:type="dxa" w:w="60"/>
+              <w:left w:type="dxa" w:w="100"/>
+              <w:bottom w:type="dxa" w:w="60"/>
+              <w:right w:type="dxa" w:w="100"/>
+            </w:tcMar>
+          </w:tcPr>
+          <w:p>
+            <w:pPr>
+              <w:keepNext w:val="false"/>
+              <w:spacing w:after="0"/>
+            </w:pPr>
+            <w:r>
+              <w:rPr>
+                <w:rFonts w:ascii="Calibri" w:cs="Calibri" w:eastAsia="Calibri" w:hAnsi="Calibri"/>
+                <w:b/>
+                <w:bCs/>
+                <w:sz w:val="18"/>
+                <w:szCs w:val="18"/>
+              </w:rPr>
+              <w:t xml:space="preserve">What changed</w:t>
+            </w:r>
+          </w:p>
+        </w:tc>
+      </w:tr>
+      <w:tr>
+        <w:trPr>
+          <w:cantSplit/>
+        </w:trPr>
+        <w:tc>
+          <w:tcPr>
+            <w:tcW w:type="dxa" w:w="1100"/>
+            <w:tcMar>
+              <w:top w:type="dxa" w:w="60"/>
+              <w:left w:type="dxa" w:w="100"/>
+              <w:bottom w:type="dxa" w:w="60"/>
+              <w:right w:type="dxa" w:w="100"/>
+            </w:tcMar>
+          </w:tcPr>
+          <w:p>
+            <w:pPr>
+              <w:keepNext w:val="false"/>
+              <w:spacing w:after="0"/>
+            </w:pPr>
+            <w:r>
+              <w:rPr>
+                <w:rFonts w:ascii="Calibri" w:cs="Calibri" w:eastAsia="Calibri" w:hAnsi="Calibri"/>
+                <w:sz w:val="18"/>
+                <w:szCs w:val="18"/>
+              </w:rPr>
+              <w:t xml:space="preserve">1.0</w:t>
+            </w:r>
+          </w:p>
+        </w:tc>
+        <w:tc>
+          <w:tcPr>
+            <w:tcW w:type="dxa" w:w="1500"/>
+            <w:tcMar>
+              <w:top w:type="dxa" w:w="60"/>
+              <w:left w:type="dxa" w:w="100"/>
+              <w:bottom w:type="dxa" w:w="60"/>
+              <w:right w:type="dxa" w:w="100"/>
+            </w:tcMar>
+          </w:tcPr>
+          <w:p>
+            <w:pPr>
+              <w:keepNext w:val="false"/>
+              <w:spacing w:after="0"/>
+            </w:pPr>
+            <w:r>
+              <w:rPr>
+                <w:rFonts w:ascii="Calibri" w:cs="Calibri" w:eastAsia="Calibri" w:hAnsi="Calibri"/>
+                <w:sz w:val="18"/>
+                <w:szCs w:val="18"/>
+              </w:rPr>
+              <w:t xml:space="preserve">14 Oct 2026</w:t>
+            </w:r>
+          </w:p>
+        </w:tc>
+        <w:tc>
+          <w:tcPr>
+            <w:tcW w:type="dxa" w:w="6760"/>
+            <w:tcMar>
+              <w:top w:type="dxa" w:w="60"/>
+              <w:left w:type="dxa" w:w="100"/>
+              <w:bottom w:type="dxa" w:w="60"/>
+              <w:right w:type="dxa" w:w="100"/>
+            </w:tcMar>
+          </w:tcPr>
+          <w:p>
+            <w:pPr>
+              <w:keepNext w:val="false"/>
+              <w:spacing w:after="0"/>
+            </w:pPr>
+            <w:r>
+              <w:rPr>
+                <w:rFonts w:ascii="Calibri" w:cs="Calibri" w:eastAsia="Calibri" w:hAnsi="Calibri"/>
+                <w:sz w:val="18"/>
+                <w:szCs w:val="18"/>
+              </w:rPr>
+              <w:t xml:space="preserve">First issue.</w:t>
+            </w:r>
+          </w:p>
+        </w:tc>
+      </w:tr>
+      <w:tr>
+        <w:trPr>
+          <w:cantSplit/>
+        </w:trPr>
+        <w:tc>
+          <w:tcPr>
+            <w:tcW w:type="dxa" w:w="1100"/>
+            <w:tcMar>
+              <w:top w:type="dxa" w:w="60"/>
+              <w:left w:type="dxa" w:w="100"/>
+              <w:bottom w:type="dxa" w:w="60"/>
+              <w:right w:type="dxa" w:w="100"/>
+            </w:tcMar>
+          </w:tcPr>
+          <w:p>
+            <w:pPr>
+              <w:keepNext w:val="false"/>
+              <w:spacing w:after="0"/>
+            </w:pPr>
+            <w:r>
+              <w:rPr>
+                <w:rFonts w:ascii="Calibri" w:cs="Calibri" w:eastAsia="Calibri" w:hAnsi="Calibri"/>
+                <w:sz w:val="18"/>
+                <w:szCs w:val="18"/>
+              </w:rPr>
+              <w:t xml:space="preserve">1.1</w:t>
+            </w:r>
+          </w:p>
+        </w:tc>
+        <w:tc>
+          <w:tcPr>
+            <w:tcW w:type="dxa" w:w="1500"/>
+            <w:tcMar>
+              <w:top w:type="dxa" w:w="60"/>
+              <w:left w:type="dxa" w:w="100"/>
+              <w:bottom w:type="dxa" w:w="60"/>
+              <w:right w:type="dxa" w:w="100"/>
+            </w:tcMar>
+          </w:tcPr>
+          <w:p>
+            <w:pPr>
+              <w:keepNext w:val="false"/>
+              <w:spacing w:after="0"/>
+            </w:pPr>
+            <w:r>
+              <w:rPr>
+                <w:rFonts w:ascii="Calibri" w:cs="Calibri" w:eastAsia="Calibri" w:hAnsi="Calibri"/>
+                <w:sz w:val="18"/>
+                <w:szCs w:val="18"/>
+              </w:rPr>
+              <w:t xml:space="preserve">15 Oct 2026</w:t>
+            </w:r>
+          </w:p>
+        </w:tc>
+        <w:tc>
+          <w:tcPr>
+            <w:tcW w:type="dxa" w:w="6760"/>
+            <w:tcMar>
+              <w:top w:type="dxa" w:w="60"/>
+              <w:left w:type="dxa" w:w="100"/>
+              <w:bottom w:type="dxa" w:w="60"/>
+              <w:right w:type="dxa" w:w="100"/>
+            </w:tcMar>
+          </w:tcPr>
+          <w:p>
+            <w:pPr>
+              <w:keepNext w:val="false"/>
+              <w:spacing w:after="0"/>
+            </w:pPr>
+            <w:r>
+              <w:rPr>
+                <w:rFonts w:ascii="Calibri" w:cs="Calibri" w:eastAsia="Calibri" w:hAnsi="Calibri"/>
+                <w:sz w:val="18"/>
+                <w:szCs w:val="18"/>
+              </w:rPr>
+              <w:t xml:space="preserve">Trade Activity drawn in a choice of measure, deals or P&amp;L. Per-deal revenue attribution added as a non-blocking feed (FR-25, FR-26, A10).</w:t>
+            </w:r>
+          </w:p>
+        </w:tc>
+      </w:tr>
+      <w:tr>
+        <w:trPr>
+          <w:cantSplit/>
+        </w:trPr>
+        <w:tc>
+          <w:tcPr>
+            <w:tcW w:type="dxa" w:w="1100"/>
+            <w:tcMar>
+              <w:top w:type="dxa" w:w="60"/>
+              <w:left w:type="dxa" w:w="100"/>
+              <w:bottom w:type="dxa" w:w="60"/>
+              <w:right w:type="dxa" w:w="100"/>
+            </w:tcMar>
+          </w:tcPr>
+          <w:p>
+            <w:pPr>
+              <w:keepNext w:val="false"/>
+              <w:spacing w:after="0"/>
+            </w:pPr>
+            <w:r>
+              <w:rPr>
+                <w:rFonts w:ascii="Calibri" w:cs="Calibri" w:eastAsia="Calibri" w:hAnsi="Calibri"/>
+                <w:sz w:val="18"/>
+                <w:szCs w:val="18"/>
+              </w:rPr>
+              <w:t xml:space="preserve">1.2</w:t>
+            </w:r>
+          </w:p>
+        </w:tc>
+        <w:tc>
+          <w:tcPr>
+            <w:tcW w:type="dxa" w:w="1500"/>
+            <w:tcMar>
+              <w:top w:type="dxa" w:w="60"/>
+              <w:left w:type="dxa" w:w="100"/>
+              <w:bottom w:type="dxa" w:w="60"/>
+              <w:right w:type="dxa" w:w="100"/>
+            </w:tcMar>
+          </w:tcPr>
+          <w:p>
+            <w:pPr>
+              <w:keepNext w:val="false"/>
+              <w:spacing w:after="0"/>
+            </w:pPr>
+            <w:r>
+              <w:rPr>
+                <w:rFonts w:ascii="Calibri" w:cs="Calibri" w:eastAsia="Calibri" w:hAnsi="Calibri"/>
+                <w:sz w:val="18"/>
+                <w:szCs w:val="18"/>
+              </w:rPr>
+              <w:t xml:space="preserve">15 Oct 2026</w:t>
+            </w:r>
+          </w:p>
+        </w:tc>
+        <w:tc>
+          <w:tcPr>
+            <w:tcW w:type="dxa" w:w="6760"/>
+            <w:tcMar>
+              <w:top w:type="dxa" w:w="60"/>
+              <w:left w:type="dxa" w:w="100"/>
+              <w:bottom w:type="dxa" w:w="60"/>
+              <w:right w:type="dxa" w:w="100"/>
+            </w:tcMar>
+          </w:tcPr>
+          <w:p>
+            <w:pPr>
+              <w:keepNext w:val="false"/>
+              <w:spacing w:after="0"/>
+            </w:pPr>
+            <w:r>
+              <w:rPr>
+                <w:rFonts w:ascii="Calibri" w:cs="Calibri" w:eastAsia="Calibri" w:hAnsi="Calibri"/>
+                <w:sz w:val="18"/>
+                <w:szCs w:val="18"/>
+              </w:rPr>
+              <w:t xml:space="preserve">Eight revenue and margin rules, TS-51 to TS-58, bring the library to fifty-eight (FR-01, FR-26, 7.2, A10). Desk ranking and trader map added to Trade Activity (FR-30, FR-35, A11). Counts and volumes brought up to date.</w:t>
+            </w:r>
+          </w:p>
+        </w:tc>
+      </w:tr>
+    </w:tbl>
+    <w:p>
+      <w:pPr>
+        <w:pageBreakBefore/>
+      </w:pPr>
+    </w:p>
+    <w:p>
+      <w:pPr>
         <w:pStyle w:val="Heading1"/>
+        <w:keepNext/>
         <w:spacing w:after="120" w:before="320"/>
       </w:pPr>
       <w:r>
@@ -530,6 +913,7 @@
     <w:p>
       <w:pPr>
         <w:pStyle w:val="Heading1"/>
+        <w:keepNext/>
         <w:spacing w:after="120" w:before="320"/>
       </w:pPr>
       <w:r>
@@ -588,6 +972,7 @@
     <w:p>
       <w:pPr>
         <w:pStyle w:val="Heading1"/>
+        <w:keepNext/>
         <w:spacing w:after="120" w:before="320"/>
       </w:pPr>
       <w:r>
@@ -637,6 +1022,7 @@
           </w:tcPr>
           <w:p>
             <w:pPr>
+              <w:keepNext w:val="false"/>
               <w:spacing w:after="0"/>
             </w:pPr>
             <w:r>
@@ -664,6 +1050,7 @@
           </w:tcPr>
           <w:p>
             <w:pPr>
+              <w:keepNext w:val="false"/>
               <w:spacing w:after="0"/>
             </w:pPr>
             <w:r>
@@ -691,6 +1078,7 @@
           </w:tcPr>
           <w:p>
             <w:pPr>
+              <w:keepNext w:val="false"/>
               <w:spacing w:after="0"/>
             </w:pPr>
             <w:r>
@@ -722,6 +1110,7 @@
           </w:tcPr>
           <w:p>
             <w:pPr>
+              <w:keepNext w:val="false"/>
               <w:spacing w:after="0"/>
             </w:pPr>
             <w:r>
@@ -746,6 +1135,7 @@
           </w:tcPr>
           <w:p>
             <w:pPr>
+              <w:keepNext w:val="false"/>
               <w:spacing w:after="0"/>
             </w:pPr>
             <w:r>
@@ -770,6 +1160,7 @@
           </w:tcPr>
           <w:p>
             <w:pPr>
+              <w:keepNext w:val="false"/>
               <w:spacing w:after="0"/>
             </w:pPr>
             <w:r>
@@ -799,6 +1190,7 @@
           </w:tcPr>
           <w:p>
             <w:pPr>
+              <w:keepNext w:val="false"/>
               <w:spacing w:after="0"/>
             </w:pPr>
             <w:r>
@@ -823,6 +1215,7 @@
           </w:tcPr>
           <w:p>
             <w:pPr>
+              <w:keepNext w:val="false"/>
               <w:spacing w:after="0"/>
             </w:pPr>
             <w:r>
@@ -847,6 +1240,7 @@
           </w:tcPr>
           <w:p>
             <w:pPr>
+              <w:keepNext w:val="false"/>
               <w:spacing w:after="0"/>
             </w:pPr>
             <w:r>
@@ -876,6 +1270,7 @@
           </w:tcPr>
           <w:p>
             <w:pPr>
+              <w:keepNext w:val="false"/>
               <w:spacing w:after="0"/>
             </w:pPr>
             <w:r>
@@ -900,6 +1295,7 @@
           </w:tcPr>
           <w:p>
             <w:pPr>
+              <w:keepNext w:val="false"/>
               <w:spacing w:after="0"/>
             </w:pPr>
             <w:r>
@@ -924,6 +1320,7 @@
           </w:tcPr>
           <w:p>
             <w:pPr>
+              <w:keepNext w:val="false"/>
               <w:spacing w:after="0"/>
             </w:pPr>
             <w:r>
@@ -953,6 +1350,7 @@
           </w:tcPr>
           <w:p>
             <w:pPr>
+              <w:keepNext w:val="false"/>
               <w:spacing w:after="0"/>
             </w:pPr>
             <w:r>
@@ -977,6 +1375,7 @@
           </w:tcPr>
           <w:p>
             <w:pPr>
+              <w:keepNext w:val="false"/>
               <w:spacing w:after="0"/>
             </w:pPr>
             <w:r>
@@ -1001,6 +1400,7 @@
           </w:tcPr>
           <w:p>
             <w:pPr>
+              <w:keepNext w:val="false"/>
               <w:spacing w:after="0"/>
             </w:pPr>
             <w:r>
@@ -1018,6 +1418,7 @@
     <w:p>
       <w:pPr>
         <w:pStyle w:val="Heading1"/>
+        <w:keepNext/>
         <w:spacing w:after="120" w:before="320"/>
       </w:pPr>
       <w:r>
@@ -1048,6 +1449,7 @@
     <w:p>
       <w:pPr>
         <w:pStyle w:val="Heading2"/>
+        <w:keepNext/>
         <w:spacing w:after="120" w:before="240"/>
       </w:pPr>
       <w:r>
@@ -1093,6 +1495,7 @@
     <w:p>
       <w:pPr>
         <w:pStyle w:val="Heading2"/>
+        <w:keepNext/>
         <w:spacing w:after="120" w:before="240"/>
       </w:pPr>
       <w:r>
@@ -1117,7 +1520,7 @@
           <w:sz w:val="20"/>
           <w:szCs w:val="20"/>
         </w:rPr>
-        <w:t xml:space="preserve">Of the fifty rules, forty-one measure against a reference specific to the trader, the instrument or the product — that trader's own median ticket, that instrument's own dealing spread, that trader's peer cohort. Only nine test against a fixed list or tolerance.</w:t>
+        <w:t xml:space="preserve">Of the fifty-eight rules, forty-nine measure against a reference specific to the trader, the instrument or the product — that trader's own median ticket, that instrument's own dealing spread, that trader's peer cohort, the margin clients of the same type pay for the same product. Only nine test against a fixed list or tolerance.</w:t>
       </w:r>
     </w:p>
     <w:p>
@@ -1130,12 +1533,13 @@
           <w:sz w:val="20"/>
           <w:szCs w:val="20"/>
         </w:rPr>
-        <w:t xml:space="preserve">Twenty-four rules read the trader's trailing baseline directly and cannot run without it. The baseline is therefore a core requirement, not an enhancement.</w:t>
+        <w:t xml:space="preserve">Twenty-eight rules read the trader's trailing baseline directly and cannot run without it. The baseline is therefore a core requirement, not an enhancement.</w:t>
       </w:r>
     </w:p>
     <w:p>
       <w:pPr>
         <w:pStyle w:val="Heading2"/>
+        <w:keepNext/>
         <w:spacing w:after="120" w:before="240"/>
       </w:pPr>
       <w:r>
@@ -1181,6 +1585,7 @@
     <w:p>
       <w:pPr>
         <w:pStyle w:val="Heading2"/>
+        <w:keepNext/>
         <w:spacing w:after="120" w:before="240"/>
       </w:pPr>
       <w:r>
@@ -1216,6 +1621,7 @@
     <w:p>
       <w:pPr>
         <w:pStyle w:val="Heading1"/>
+        <w:keepNext/>
         <w:spacing w:after="120" w:before="320"/>
       </w:pPr>
       <w:r>
@@ -1279,6 +1685,7 @@
           </w:tcPr>
           <w:p>
             <w:pPr>
+              <w:keepNext w:val="false"/>
               <w:spacing w:after="0"/>
             </w:pPr>
             <w:r>
@@ -1306,6 +1713,7 @@
           </w:tcPr>
           <w:p>
             <w:pPr>
+              <w:keepNext w:val="false"/>
               <w:spacing w:after="0"/>
             </w:pPr>
             <w:r>
@@ -1333,6 +1741,7 @@
           </w:tcPr>
           <w:p>
             <w:pPr>
+              <w:keepNext w:val="false"/>
               <w:spacing w:after="0"/>
             </w:pPr>
             <w:r>
@@ -1360,6 +1769,7 @@
           </w:tcPr>
           <w:p>
             <w:pPr>
+              <w:keepNext w:val="false"/>
               <w:spacing w:after="0"/>
             </w:pPr>
             <w:r>
@@ -1391,6 +1801,7 @@
           </w:tcPr>
           <w:p>
             <w:pPr>
+              <w:keepNext w:val="false"/>
               <w:spacing w:after="0"/>
             </w:pPr>
             <w:r>
@@ -1415,6 +1826,7 @@
           </w:tcPr>
           <w:p>
             <w:pPr>
+              <w:keepNext w:val="false"/>
               <w:spacing w:after="0"/>
             </w:pPr>
             <w:r>
@@ -1439,6 +1851,7 @@
           </w:tcPr>
           <w:p>
             <w:pPr>
+              <w:keepNext w:val="false"/>
               <w:spacing w:after="0"/>
             </w:pPr>
             <w:r>
@@ -1463,6 +1876,7 @@
           </w:tcPr>
           <w:p>
             <w:pPr>
+              <w:keepNext w:val="false"/>
               <w:spacing w:after="0"/>
             </w:pPr>
             <w:r>
@@ -1492,6 +1906,7 @@
           </w:tcPr>
           <w:p>
             <w:pPr>
+              <w:keepNext w:val="false"/>
               <w:spacing w:after="0"/>
             </w:pPr>
             <w:r>
@@ -1516,6 +1931,7 @@
           </w:tcPr>
           <w:p>
             <w:pPr>
+              <w:keepNext w:val="false"/>
               <w:spacing w:after="0"/>
             </w:pPr>
             <w:r>
@@ -1540,15 +1956,16 @@
           </w:tcPr>
           <w:p>
             <w:pPr>
-              <w:spacing w:after="0"/>
-            </w:pPr>
-            <w:r>
-              <w:rPr>
-                <w:rFonts w:ascii="Calibri" w:cs="Calibri" w:eastAsia="Calibri" w:hAnsi="Calibri"/>
-                <w:sz w:val="18"/>
-                <w:szCs w:val="18"/>
-              </w:rPr>
-              <w:t xml:space="preserve">What did the floor actually trade, what did it earn, and does the shape look normal?</w:t>
+              <w:keepNext w:val="false"/>
+              <w:spacing w:after="0"/>
+            </w:pPr>
+            <w:r>
+              <w:rPr>
+                <w:rFonts w:ascii="Calibri" w:cs="Calibri" w:eastAsia="Calibri" w:hAnsi="Calibri"/>
+                <w:sz w:val="18"/>
+                <w:szCs w:val="18"/>
+              </w:rPr>
+              <w:t xml:space="preserve">What did the floor trade and earn, which desks and traders carry it, and does the shape look normal?</w:t>
             </w:r>
           </w:p>
         </w:tc>
@@ -1564,6 +1981,7 @@
           </w:tcPr>
           <w:p>
             <w:pPr>
+              <w:keepNext w:val="false"/>
               <w:spacing w:after="0"/>
             </w:pPr>
             <w:r>
@@ -1593,6 +2011,7 @@
           </w:tcPr>
           <w:p>
             <w:pPr>
+              <w:keepNext w:val="false"/>
               <w:spacing w:after="0"/>
             </w:pPr>
             <w:r>
@@ -1617,6 +2036,7 @@
           </w:tcPr>
           <w:p>
             <w:pPr>
+              <w:keepNext w:val="false"/>
               <w:spacing w:after="0"/>
             </w:pPr>
             <w:r>
@@ -1641,6 +2061,7 @@
           </w:tcPr>
           <w:p>
             <w:pPr>
+              <w:keepNext w:val="false"/>
               <w:spacing w:after="0"/>
             </w:pPr>
             <w:r>
@@ -1665,6 +2086,7 @@
           </w:tcPr>
           <w:p>
             <w:pPr>
+              <w:keepNext w:val="false"/>
               <w:spacing w:after="0"/>
             </w:pPr>
             <w:r>
@@ -1694,6 +2116,7 @@
           </w:tcPr>
           <w:p>
             <w:pPr>
+              <w:keepNext w:val="false"/>
               <w:spacing w:after="0"/>
             </w:pPr>
             <w:r>
@@ -1718,6 +2141,7 @@
           </w:tcPr>
           <w:p>
             <w:pPr>
+              <w:keepNext w:val="false"/>
               <w:spacing w:after="0"/>
             </w:pPr>
             <w:r>
@@ -1742,6 +2166,7 @@
           </w:tcPr>
           <w:p>
             <w:pPr>
+              <w:keepNext w:val="false"/>
               <w:spacing w:after="0"/>
             </w:pPr>
             <w:r>
@@ -1766,6 +2191,7 @@
           </w:tcPr>
           <w:p>
             <w:pPr>
+              <w:keepNext w:val="false"/>
               <w:spacing w:after="0"/>
             </w:pPr>
             <w:r>
@@ -1795,6 +2221,7 @@
           </w:tcPr>
           <w:p>
             <w:pPr>
+              <w:keepNext w:val="false"/>
               <w:spacing w:after="0"/>
             </w:pPr>
             <w:r>
@@ -1819,6 +2246,7 @@
           </w:tcPr>
           <w:p>
             <w:pPr>
+              <w:keepNext w:val="false"/>
               <w:spacing w:after="0"/>
             </w:pPr>
             <w:r>
@@ -1843,6 +2271,7 @@
           </w:tcPr>
           <w:p>
             <w:pPr>
+              <w:keepNext w:val="false"/>
               <w:spacing w:after="0"/>
             </w:pPr>
             <w:r>
@@ -1867,6 +2296,7 @@
           </w:tcPr>
           <w:p>
             <w:pPr>
+              <w:keepNext w:val="false"/>
               <w:spacing w:after="0"/>
             </w:pPr>
             <w:r>
@@ -1896,6 +2326,7 @@
           </w:tcPr>
           <w:p>
             <w:pPr>
+              <w:keepNext w:val="false"/>
               <w:spacing w:after="0"/>
             </w:pPr>
             <w:r>
@@ -1920,6 +2351,7 @@
           </w:tcPr>
           <w:p>
             <w:pPr>
+              <w:keepNext w:val="false"/>
               <w:spacing w:after="0"/>
             </w:pPr>
             <w:r>
@@ -1944,6 +2376,7 @@
           </w:tcPr>
           <w:p>
             <w:pPr>
+              <w:keepNext w:val="false"/>
               <w:spacing w:after="0"/>
             </w:pPr>
             <w:r>
@@ -1968,6 +2401,7 @@
           </w:tcPr>
           <w:p>
             <w:pPr>
+              <w:keepNext w:val="false"/>
               <w:spacing w:after="0"/>
             </w:pPr>
             <w:r>
@@ -1997,6 +2431,7 @@
           </w:tcPr>
           <w:p>
             <w:pPr>
+              <w:keepNext w:val="false"/>
               <w:spacing w:after="0"/>
             </w:pPr>
             <w:r>
@@ -2021,6 +2456,7 @@
           </w:tcPr>
           <w:p>
             <w:pPr>
+              <w:keepNext w:val="false"/>
               <w:spacing w:after="0"/>
             </w:pPr>
             <w:r>
@@ -2045,6 +2481,7 @@
           </w:tcPr>
           <w:p>
             <w:pPr>
+              <w:keepNext w:val="false"/>
               <w:spacing w:after="0"/>
             </w:pPr>
             <w:r>
@@ -2069,6 +2506,7 @@
           </w:tcPr>
           <w:p>
             <w:pPr>
+              <w:keepNext w:val="false"/>
               <w:spacing w:after="0"/>
             </w:pPr>
             <w:r>
@@ -2098,6 +2536,7 @@
           </w:tcPr>
           <w:p>
             <w:pPr>
+              <w:keepNext w:val="false"/>
               <w:spacing w:after="0"/>
             </w:pPr>
             <w:r>
@@ -2122,6 +2561,7 @@
           </w:tcPr>
           <w:p>
             <w:pPr>
+              <w:keepNext w:val="false"/>
               <w:spacing w:after="0"/>
             </w:pPr>
             <w:r>
@@ -2146,6 +2586,7 @@
           </w:tcPr>
           <w:p>
             <w:pPr>
+              <w:keepNext w:val="false"/>
               <w:spacing w:after="0"/>
             </w:pPr>
             <w:r>
@@ -2170,6 +2611,7 @@
           </w:tcPr>
           <w:p>
             <w:pPr>
+              <w:keepNext w:val="false"/>
               <w:spacing w:after="0"/>
             </w:pPr>
             <w:r>
@@ -2207,6 +2649,7 @@
     <w:p>
       <w:pPr>
         <w:pStyle w:val="Heading1"/>
+        <w:keepNext/>
         <w:spacing w:after="120" w:before="320"/>
       </w:pPr>
       <w:r>
@@ -2237,6 +2680,7 @@
     <w:p>
       <w:pPr>
         <w:pStyle w:val="Heading2"/>
+        <w:keepNext/>
         <w:spacing w:after="120" w:before="240"/>
       </w:pPr>
       <w:r>
@@ -2285,6 +2729,7 @@
           </w:tcPr>
           <w:p>
             <w:pPr>
+              <w:keepNext w:val="false"/>
               <w:spacing w:after="0"/>
             </w:pPr>
             <w:r>
@@ -2312,6 +2757,7 @@
           </w:tcPr>
           <w:p>
             <w:pPr>
+              <w:keepNext w:val="false"/>
               <w:spacing w:after="0"/>
             </w:pPr>
             <w:r>
@@ -2343,6 +2789,7 @@
           </w:tcPr>
           <w:p>
             <w:pPr>
+              <w:keepNext w:val="false"/>
               <w:spacing w:after="0"/>
             </w:pPr>
             <w:r>
@@ -2367,15 +2814,16 @@
           </w:tcPr>
           <w:p>
             <w:pPr>
-              <w:spacing w:after="0"/>
-            </w:pPr>
-            <w:r>
-              <w:rPr>
-                <w:rFonts w:ascii="Calibri" w:cs="Calibri" w:eastAsia="Calibri" w:hAnsi="Calibri"/>
-                <w:sz w:val="18"/>
-                <w:szCs w:val="18"/>
-              </w:rPr>
-              <w:t xml:space="preserve">The system shall support a configurable library of detection rules. The reference build defines fifty.</w:t>
+              <w:keepNext w:val="false"/>
+              <w:spacing w:after="0"/>
+            </w:pPr>
+            <w:r>
+              <w:rPr>
+                <w:rFonts w:ascii="Calibri" w:cs="Calibri" w:eastAsia="Calibri" w:hAnsi="Calibri"/>
+                <w:sz w:val="18"/>
+                <w:szCs w:val="18"/>
+              </w:rPr>
+              <w:t xml:space="preserve">The system shall support a configurable library of detection rules. The reference build defines fifty-eight, eight of which test the revenue and margin earned on a deal rather than its price or its booking.</w:t>
             </w:r>
           </w:p>
         </w:tc>
@@ -2396,6 +2844,7 @@
           </w:tcPr>
           <w:p>
             <w:pPr>
+              <w:keepNext w:val="false"/>
               <w:spacing w:after="0"/>
             </w:pPr>
             <w:r>
@@ -2420,6 +2869,7 @@
           </w:tcPr>
           <w:p>
             <w:pPr>
+              <w:keepNext w:val="false"/>
               <w:spacing w:after="0"/>
             </w:pPr>
             <w:r>
@@ -2449,6 +2899,7 @@
           </w:tcPr>
           <w:p>
             <w:pPr>
+              <w:keepNext w:val="false"/>
               <w:spacing w:after="0"/>
             </w:pPr>
             <w:r>
@@ -2473,6 +2924,7 @@
           </w:tcPr>
           <w:p>
             <w:pPr>
+              <w:keepNext w:val="false"/>
               <w:spacing w:after="0"/>
             </w:pPr>
             <w:r>
@@ -2502,6 +2954,7 @@
           </w:tcPr>
           <w:p>
             <w:pPr>
+              <w:keepNext w:val="false"/>
               <w:spacing w:after="0"/>
             </w:pPr>
             <w:r>
@@ -2526,6 +2979,7 @@
           </w:tcPr>
           <w:p>
             <w:pPr>
+              <w:keepNext w:val="false"/>
               <w:spacing w:after="0"/>
             </w:pPr>
             <w:r>
@@ -2555,6 +3009,7 @@
           </w:tcPr>
           <w:p>
             <w:pPr>
+              <w:keepNext w:val="false"/>
               <w:spacing w:after="0"/>
             </w:pPr>
             <w:r>
@@ -2579,6 +3034,7 @@
           </w:tcPr>
           <w:p>
             <w:pPr>
+              <w:keepNext w:val="false"/>
               <w:spacing w:after="0"/>
             </w:pPr>
             <w:r>
@@ -2608,6 +3064,7 @@
           </w:tcPr>
           <w:p>
             <w:pPr>
+              <w:keepNext w:val="false"/>
               <w:spacing w:after="0"/>
             </w:pPr>
             <w:r>
@@ -2632,6 +3089,7 @@
           </w:tcPr>
           <w:p>
             <w:pPr>
+              <w:keepNext w:val="false"/>
               <w:spacing w:after="0"/>
             </w:pPr>
             <w:r>
@@ -2661,6 +3119,7 @@
           </w:tcPr>
           <w:p>
             <w:pPr>
+              <w:keepNext w:val="false"/>
               <w:spacing w:after="0"/>
             </w:pPr>
             <w:r>
@@ -2685,6 +3144,7 @@
           </w:tcPr>
           <w:p>
             <w:pPr>
+              <w:keepNext w:val="false"/>
               <w:spacing w:after="0"/>
             </w:pPr>
             <w:r>
@@ -2702,6 +3162,7 @@
     <w:p>
       <w:pPr>
         <w:pStyle w:val="Heading2"/>
+        <w:keepNext/>
         <w:spacing w:after="120" w:before="240"/>
       </w:pPr>
       <w:r>
@@ -2750,6 +3211,7 @@
           </w:tcPr>
           <w:p>
             <w:pPr>
+              <w:keepNext w:val="false"/>
               <w:spacing w:after="0"/>
             </w:pPr>
             <w:r>
@@ -2777,6 +3239,7 @@
           </w:tcPr>
           <w:p>
             <w:pPr>
+              <w:keepNext w:val="false"/>
               <w:spacing w:after="0"/>
             </w:pPr>
             <w:r>
@@ -2808,6 +3271,7 @@
           </w:tcPr>
           <w:p>
             <w:pPr>
+              <w:keepNext w:val="false"/>
               <w:spacing w:after="0"/>
             </w:pPr>
             <w:r>
@@ -2832,6 +3296,7 @@
           </w:tcPr>
           <w:p>
             <w:pPr>
+              <w:keepNext w:val="false"/>
               <w:spacing w:after="0"/>
             </w:pPr>
             <w:r>
@@ -2861,6 +3326,7 @@
           </w:tcPr>
           <w:p>
             <w:pPr>
+              <w:keepNext w:val="false"/>
               <w:spacing w:after="0"/>
             </w:pPr>
             <w:r>
@@ -2885,6 +3351,7 @@
           </w:tcPr>
           <w:p>
             <w:pPr>
+              <w:keepNext w:val="false"/>
               <w:spacing w:after="0"/>
             </w:pPr>
             <w:r>
@@ -2914,6 +3381,7 @@
           </w:tcPr>
           <w:p>
             <w:pPr>
+              <w:keepNext w:val="false"/>
               <w:spacing w:after="0"/>
             </w:pPr>
             <w:r>
@@ -2938,6 +3406,7 @@
           </w:tcPr>
           <w:p>
             <w:pPr>
+              <w:keepNext w:val="false"/>
               <w:spacing w:after="0"/>
             </w:pPr>
             <w:r>
@@ -2967,6 +3436,7 @@
           </w:tcPr>
           <w:p>
             <w:pPr>
+              <w:keepNext w:val="false"/>
               <w:spacing w:after="0"/>
             </w:pPr>
             <w:r>
@@ -2991,6 +3461,7 @@
           </w:tcPr>
           <w:p>
             <w:pPr>
+              <w:keepNext w:val="false"/>
               <w:spacing w:after="0"/>
             </w:pPr>
             <w:r>
@@ -3020,6 +3491,7 @@
           </w:tcPr>
           <w:p>
             <w:pPr>
+              <w:keepNext w:val="false"/>
               <w:spacing w:after="0"/>
             </w:pPr>
             <w:r>
@@ -3044,6 +3516,7 @@
           </w:tcPr>
           <w:p>
             <w:pPr>
+              <w:keepNext w:val="false"/>
               <w:spacing w:after="0"/>
             </w:pPr>
             <w:r>
@@ -3073,6 +3546,7 @@
           </w:tcPr>
           <w:p>
             <w:pPr>
+              <w:keepNext w:val="false"/>
               <w:spacing w:after="0"/>
             </w:pPr>
             <w:r>
@@ -3097,6 +3571,7 @@
           </w:tcPr>
           <w:p>
             <w:pPr>
+              <w:keepNext w:val="false"/>
               <w:spacing w:after="0"/>
             </w:pPr>
             <w:r>
@@ -3126,6 +3601,7 @@
           </w:tcPr>
           <w:p>
             <w:pPr>
+              <w:keepNext w:val="false"/>
               <w:spacing w:after="0"/>
             </w:pPr>
             <w:r>
@@ -3150,6 +3626,7 @@
           </w:tcPr>
           <w:p>
             <w:pPr>
+              <w:keepNext w:val="false"/>
               <w:spacing w:after="0"/>
             </w:pPr>
             <w:r>
@@ -3167,6 +3644,7 @@
     <w:p>
       <w:pPr>
         <w:pStyle w:val="Heading2"/>
+        <w:keepNext/>
         <w:spacing w:after="120" w:before="240"/>
       </w:pPr>
       <w:r>
@@ -3215,6 +3693,7 @@
           </w:tcPr>
           <w:p>
             <w:pPr>
+              <w:keepNext w:val="false"/>
               <w:spacing w:after="0"/>
             </w:pPr>
             <w:r>
@@ -3242,6 +3721,7 @@
           </w:tcPr>
           <w:p>
             <w:pPr>
+              <w:keepNext w:val="false"/>
               <w:spacing w:after="0"/>
             </w:pPr>
             <w:r>
@@ -3273,6 +3753,7 @@
           </w:tcPr>
           <w:p>
             <w:pPr>
+              <w:keepNext w:val="false"/>
               <w:spacing w:after="0"/>
             </w:pPr>
             <w:r>
@@ -3297,6 +3778,7 @@
           </w:tcPr>
           <w:p>
             <w:pPr>
+              <w:keepNext w:val="false"/>
               <w:spacing w:after="0"/>
             </w:pPr>
             <w:r>
@@ -3326,6 +3808,7 @@
           </w:tcPr>
           <w:p>
             <w:pPr>
+              <w:keepNext w:val="false"/>
               <w:spacing w:after="0"/>
             </w:pPr>
             <w:r>
@@ -3350,6 +3833,7 @@
           </w:tcPr>
           <w:p>
             <w:pPr>
+              <w:keepNext w:val="false"/>
               <w:spacing w:after="0"/>
             </w:pPr>
             <w:r>
@@ -3379,6 +3863,7 @@
           </w:tcPr>
           <w:p>
             <w:pPr>
+              <w:keepNext w:val="false"/>
               <w:spacing w:after="0"/>
             </w:pPr>
             <w:r>
@@ -3403,6 +3888,7 @@
           </w:tcPr>
           <w:p>
             <w:pPr>
+              <w:keepNext w:val="false"/>
               <w:spacing w:after="0"/>
             </w:pPr>
             <w:r>
@@ -3432,6 +3918,7 @@
           </w:tcPr>
           <w:p>
             <w:pPr>
+              <w:keepNext w:val="false"/>
               <w:spacing w:after="0"/>
             </w:pPr>
             <w:r>
@@ -3456,6 +3943,7 @@
           </w:tcPr>
           <w:p>
             <w:pPr>
+              <w:keepNext w:val="false"/>
               <w:spacing w:after="0"/>
             </w:pPr>
             <w:r>
@@ -3485,6 +3973,7 @@
           </w:tcPr>
           <w:p>
             <w:pPr>
+              <w:keepNext w:val="false"/>
               <w:spacing w:after="0"/>
             </w:pPr>
             <w:r>
@@ -3509,6 +3998,7 @@
           </w:tcPr>
           <w:p>
             <w:pPr>
+              <w:keepNext w:val="false"/>
               <w:spacing w:after="0"/>
             </w:pPr>
             <w:r>
@@ -3538,6 +4028,7 @@
           </w:tcPr>
           <w:p>
             <w:pPr>
+              <w:keepNext w:val="false"/>
               <w:spacing w:after="0"/>
             </w:pPr>
             <w:r>
@@ -3562,6 +4053,7 @@
           </w:tcPr>
           <w:p>
             <w:pPr>
+              <w:keepNext w:val="false"/>
               <w:spacing w:after="0"/>
             </w:pPr>
             <w:r>
@@ -3591,6 +4083,7 @@
           </w:tcPr>
           <w:p>
             <w:pPr>
+              <w:keepNext w:val="false"/>
               <w:spacing w:after="0"/>
             </w:pPr>
             <w:r>
@@ -3615,15 +4108,16 @@
           </w:tcPr>
           <w:p>
             <w:pPr>
-              <w:spacing w:after="0"/>
-            </w:pPr>
-            <w:r>
-              <w:rPr>
-                <w:rFonts w:ascii="Calibri" w:cs="Calibri" w:eastAsia="Calibri" w:hAnsi="Calibri"/>
-                <w:sz w:val="18"/>
-                <w:szCs w:val="18"/>
-              </w:rPr>
-              <w:t xml:space="preserve">Where per-deal revenue is not supplied, the revenue measure shall read zero and no other screen shall be affected. The system shall not estimate revenue it was not given.</w:t>
+              <w:keepNext w:val="false"/>
+              <w:spacing w:after="0"/>
+            </w:pPr>
+            <w:r>
+              <w:rPr>
+                <w:rFonts w:ascii="Calibri" w:cs="Calibri" w:eastAsia="Calibri" w:hAnsi="Calibri"/>
+                <w:sz w:val="18"/>
+                <w:szCs w:val="18"/>
+              </w:rPr>
+              <w:t xml:space="preserve">Where per-deal revenue is not supplied, the revenue measure shall read zero, the revenue rules shall be suppressed and reported as FR-07 requires, and nothing else shall be affected. The system shall not estimate revenue it was not given.</w:t>
             </w:r>
           </w:p>
         </w:tc>
@@ -3632,6 +4126,7 @@
     <w:p>
       <w:pPr>
         <w:pStyle w:val="Heading2"/>
+        <w:keepNext/>
         <w:spacing w:after="120" w:before="240"/>
       </w:pPr>
       <w:r>
@@ -3680,6 +4175,7 @@
           </w:tcPr>
           <w:p>
             <w:pPr>
+              <w:keepNext w:val="false"/>
               <w:spacing w:after="0"/>
             </w:pPr>
             <w:r>
@@ -3707,6 +4203,7 @@
           </w:tcPr>
           <w:p>
             <w:pPr>
+              <w:keepNext w:val="false"/>
               <w:spacing w:after="0"/>
             </w:pPr>
             <w:r>
@@ -3738,6 +4235,7 @@
           </w:tcPr>
           <w:p>
             <w:pPr>
+              <w:keepNext w:val="false"/>
               <w:spacing w:after="0"/>
             </w:pPr>
             <w:r>
@@ -3762,15 +4260,16 @@
           </w:tcPr>
           <w:p>
             <w:pPr>
-              <w:spacing w:after="0"/>
-            </w:pPr>
-            <w:r>
-              <w:rPr>
-                <w:rFonts w:ascii="Calibri" w:cs="Calibri" w:eastAsia="Calibri" w:hAnsi="Calibri"/>
-                <w:sz w:val="18"/>
-                <w:szCs w:val="18"/>
-              </w:rPr>
-              <w:t xml:space="preserve">Hovering a trader, rule, category, severity, disposition, month or booking hour anywhere on the page shall dim everything not belonging to that selection, and shall mark that selection's share of every other chart on screen.</w:t>
+              <w:keepNext w:val="false"/>
+              <w:spacing w:after="0"/>
+            </w:pPr>
+            <w:r>
+              <w:rPr>
+                <w:rFonts w:ascii="Calibri" w:cs="Calibri" w:eastAsia="Calibri" w:hAnsi="Calibri"/>
+                <w:sz w:val="18"/>
+                <w:szCs w:val="18"/>
+              </w:rPr>
+              <w:t xml:space="preserve">Hovering a trader, desk, rule, category, severity, disposition, month or booking hour anywhere on the page shall dim everything not belonging to that selection, and shall mark that selection's share of every other chart on screen.</w:t>
             </w:r>
           </w:p>
         </w:tc>
@@ -3791,6 +4290,7 @@
           </w:tcPr>
           <w:p>
             <w:pPr>
+              <w:keepNext w:val="false"/>
               <w:spacing w:after="0"/>
             </w:pPr>
             <w:r>
@@ -3815,6 +4315,7 @@
           </w:tcPr>
           <w:p>
             <w:pPr>
+              <w:keepNext w:val="false"/>
               <w:spacing w:after="0"/>
             </w:pPr>
             <w:r>
@@ -3844,6 +4345,7 @@
           </w:tcPr>
           <w:p>
             <w:pPr>
+              <w:keepNext w:val="false"/>
               <w:spacing w:after="0"/>
             </w:pPr>
             <w:r>
@@ -3868,6 +4370,7 @@
           </w:tcPr>
           <w:p>
             <w:pPr>
+              <w:keepNext w:val="false"/>
               <w:spacing w:after="0"/>
             </w:pPr>
             <w:r>
@@ -3897,6 +4400,7 @@
           </w:tcPr>
           <w:p>
             <w:pPr>
+              <w:keepNext w:val="false"/>
               <w:spacing w:after="0"/>
             </w:pPr>
             <w:r>
@@ -3921,6 +4425,7 @@
           </w:tcPr>
           <w:p>
             <w:pPr>
+              <w:keepNext w:val="false"/>
               <w:spacing w:after="0"/>
             </w:pPr>
             <w:r>
@@ -3950,6 +4455,7 @@
           </w:tcPr>
           <w:p>
             <w:pPr>
+              <w:keepNext w:val="false"/>
               <w:spacing w:after="0"/>
             </w:pPr>
             <w:r>
@@ -3974,6 +4480,7 @@
           </w:tcPr>
           <w:p>
             <w:pPr>
+              <w:keepNext w:val="false"/>
               <w:spacing w:after="0"/>
             </w:pPr>
             <w:r>
@@ -3983,6 +4490,61 @@
                 <w:szCs w:val="18"/>
               </w:rPr>
               <w:t xml:space="preserve">The time-series screen shall plot one mark per deal, sized by notional, and shall support highlighting a named trader's deals and the deals cited by a named detection case.</w:t>
+            </w:r>
+          </w:p>
+        </w:tc>
+      </w:tr>
+      <w:tr>
+        <w:trPr>
+          <w:cantSplit/>
+        </w:trPr>
+        <w:tc>
+          <w:tcPr>
+            <w:tcW w:type="dxa" w:w="900"/>
+            <w:tcMar>
+              <w:top w:type="dxa" w:w="60"/>
+              <w:left w:type="dxa" w:w="100"/>
+              <w:bottom w:type="dxa" w:w="60"/>
+              <w:right w:type="dxa" w:w="100"/>
+            </w:tcMar>
+          </w:tcPr>
+          <w:p>
+            <w:pPr>
+              <w:keepNext w:val="false"/>
+              <w:spacing w:after="0"/>
+            </w:pPr>
+            <w:r>
+              <w:rPr>
+                <w:rFonts w:ascii="Calibri" w:cs="Calibri" w:eastAsia="Calibri" w:hAnsi="Calibri"/>
+                <w:sz w:val="18"/>
+                <w:szCs w:val="18"/>
+              </w:rPr>
+              <w:t xml:space="preserve">FR-35</w:t>
+            </w:r>
+          </w:p>
+        </w:tc>
+        <w:tc>
+          <w:tcPr>
+            <w:tcW w:type="dxa" w:w="8460"/>
+            <w:tcMar>
+              <w:top w:type="dxa" w:w="60"/>
+              <w:left w:type="dxa" w:w="100"/>
+              <w:bottom w:type="dxa" w:w="60"/>
+              <w:right w:type="dxa" w:w="100"/>
+            </w:tcMar>
+          </w:tcPr>
+          <w:p>
+            <w:pPr>
+              <w:keepNext w:val="false"/>
+              <w:spacing w:after="0"/>
+            </w:pPr>
+            <w:r>
+              <w:rPr>
+                <w:rFonts w:ascii="Calibri" w:cs="Calibri" w:eastAsia="Calibri" w:hAnsi="Calibri"/>
+                <w:sz w:val="18"/>
+                <w:szCs w:val="18"/>
+              </w:rPr>
+              <w:t xml:space="preserve">The Trade Activity screen shall rank every desk by the chosen measure, and shall show every trader in scope as a tile whose area is proportional to that measure, grouped by desk. Areas shall be comparable across desks, not only within one. A trader who cannot be drawn — a loss in the P&amp;L measure, or a figure too small to see — shall be listed beside the chart, never silently dropped.</w:t>
             </w:r>
           </w:p>
         </w:tc>
@@ -3991,6 +4553,7 @@
     <w:p>
       <w:pPr>
         <w:pStyle w:val="Heading2"/>
+        <w:keepNext/>
         <w:spacing w:after="120" w:before="240"/>
       </w:pPr>
       <w:r>
@@ -4039,6 +4602,7 @@
           </w:tcPr>
           <w:p>
             <w:pPr>
+              <w:keepNext w:val="false"/>
               <w:spacing w:after="0"/>
             </w:pPr>
             <w:r>
@@ -4066,6 +4630,7 @@
           </w:tcPr>
           <w:p>
             <w:pPr>
+              <w:keepNext w:val="false"/>
               <w:spacing w:after="0"/>
             </w:pPr>
             <w:r>
@@ -4097,6 +4662,7 @@
           </w:tcPr>
           <w:p>
             <w:pPr>
+              <w:keepNext w:val="false"/>
               <w:spacing w:after="0"/>
             </w:pPr>
             <w:r>
@@ -4121,6 +4687,7 @@
           </w:tcPr>
           <w:p>
             <w:pPr>
+              <w:keepNext w:val="false"/>
               <w:spacing w:after="0"/>
             </w:pPr>
             <w:r>
@@ -4150,6 +4717,7 @@
           </w:tcPr>
           <w:p>
             <w:pPr>
+              <w:keepNext w:val="false"/>
               <w:spacing w:after="0"/>
             </w:pPr>
             <w:r>
@@ -4174,6 +4742,7 @@
           </w:tcPr>
           <w:p>
             <w:pPr>
+              <w:keepNext w:val="false"/>
               <w:spacing w:after="0"/>
             </w:pPr>
             <w:r>
@@ -4203,6 +4772,7 @@
           </w:tcPr>
           <w:p>
             <w:pPr>
+              <w:keepNext w:val="false"/>
               <w:spacing w:after="0"/>
             </w:pPr>
             <w:r>
@@ -4227,6 +4797,7 @@
           </w:tcPr>
           <w:p>
             <w:pPr>
+              <w:keepNext w:val="false"/>
               <w:spacing w:after="0"/>
             </w:pPr>
             <w:r>
@@ -4256,6 +4827,7 @@
           </w:tcPr>
           <w:p>
             <w:pPr>
+              <w:keepNext w:val="false"/>
               <w:spacing w:after="0"/>
             </w:pPr>
             <w:r>
@@ -4280,6 +4852,7 @@
           </w:tcPr>
           <w:p>
             <w:pPr>
+              <w:keepNext w:val="false"/>
               <w:spacing w:after="0"/>
             </w:pPr>
             <w:r>
@@ -4302,6 +4875,7 @@
     <w:p>
       <w:pPr>
         <w:pStyle w:val="Heading1"/>
+        <w:keepNext/>
         <w:spacing w:after="120" w:before="320"/>
       </w:pPr>
       <w:r>
@@ -4345,6 +4919,7 @@
     <w:p>
       <w:pPr>
         <w:pStyle w:val="Heading2"/>
+        <w:keepNext/>
         <w:spacing w:after="120" w:before="240"/>
       </w:pPr>
       <w:r>
@@ -4393,6 +4968,7 @@
           </w:tcPr>
           <w:p>
             <w:pPr>
+              <w:keepNext w:val="false"/>
               <w:spacing w:after="0"/>
             </w:pPr>
             <w:r>
@@ -4420,6 +4996,7 @@
           </w:tcPr>
           <w:p>
             <w:pPr>
+              <w:keepNext w:val="false"/>
               <w:spacing w:after="0"/>
             </w:pPr>
             <w:r>
@@ -4451,6 +5028,7 @@
           </w:tcPr>
           <w:p>
             <w:pPr>
+              <w:keepNext w:val="false"/>
               <w:spacing w:after="0"/>
             </w:pPr>
             <w:r>
@@ -4475,6 +5053,7 @@
           </w:tcPr>
           <w:p>
             <w:pPr>
+              <w:keepNext w:val="false"/>
               <w:spacing w:after="0"/>
             </w:pPr>
             <w:r>
@@ -4504,6 +5083,7 @@
           </w:tcPr>
           <w:p>
             <w:pPr>
+              <w:keepNext w:val="false"/>
               <w:spacing w:after="0"/>
             </w:pPr>
             <w:r>
@@ -4528,6 +5108,7 @@
           </w:tcPr>
           <w:p>
             <w:pPr>
+              <w:keepNext w:val="false"/>
               <w:spacing w:after="0"/>
             </w:pPr>
             <w:r>
@@ -4557,6 +5138,7 @@
           </w:tcPr>
           <w:p>
             <w:pPr>
+              <w:keepNext w:val="false"/>
               <w:spacing w:after="0"/>
             </w:pPr>
             <w:r>
@@ -4581,6 +5163,7 @@
           </w:tcPr>
           <w:p>
             <w:pPr>
+              <w:keepNext w:val="false"/>
               <w:spacing w:after="0"/>
             </w:pPr>
             <w:r>
@@ -4610,6 +5193,7 @@
           </w:tcPr>
           <w:p>
             <w:pPr>
+              <w:keepNext w:val="false"/>
               <w:spacing w:after="0"/>
             </w:pPr>
             <w:r>
@@ -4634,6 +5218,7 @@
           </w:tcPr>
           <w:p>
             <w:pPr>
+              <w:keepNext w:val="false"/>
               <w:spacing w:after="0"/>
             </w:pPr>
             <w:r>
@@ -4663,6 +5248,7 @@
           </w:tcPr>
           <w:p>
             <w:pPr>
+              <w:keepNext w:val="false"/>
               <w:spacing w:after="0"/>
             </w:pPr>
             <w:r>
@@ -4687,6 +5273,7 @@
           </w:tcPr>
           <w:p>
             <w:pPr>
+              <w:keepNext w:val="false"/>
               <w:spacing w:after="0"/>
             </w:pPr>
             <w:r>
@@ -4716,6 +5303,7 @@
           </w:tcPr>
           <w:p>
             <w:pPr>
+              <w:keepNext w:val="false"/>
               <w:spacing w:after="0"/>
             </w:pPr>
             <w:r>
@@ -4740,15 +5328,16 @@
           </w:tcPr>
           <w:p>
             <w:pPr>
-              <w:spacing w:after="0"/>
-            </w:pPr>
-            <w:r>
-              <w:rPr>
-                <w:rFonts w:ascii="Calibri" w:cs="Calibri" w:eastAsia="Calibri" w:hAnsi="Calibri"/>
-                <w:sz w:val="18"/>
-                <w:szCs w:val="18"/>
-              </w:rPr>
-              <w:t xml:space="preserve">60</w:t>
+              <w:keepNext w:val="false"/>
+              <w:spacing w:after="0"/>
+            </w:pPr>
+            <w:r>
+              <w:rPr>
+                <w:rFonts w:ascii="Calibri" w:cs="Calibri" w:eastAsia="Calibri" w:hAnsi="Calibri"/>
+                <w:sz w:val="18"/>
+                <w:szCs w:val="18"/>
+              </w:rPr>
+              <w:t xml:space="preserve">62</w:t>
             </w:r>
           </w:p>
         </w:tc>
@@ -4757,6 +5346,7 @@
     <w:p>
       <w:pPr>
         <w:pStyle w:val="Heading2"/>
+        <w:keepNext/>
         <w:spacing w:after="120" w:before="240"/>
       </w:pPr>
       <w:r>
@@ -4787,6 +5377,7 @@
     <w:p>
       <w:pPr>
         <w:pStyle w:val="ListParagraph"/>
+        <w:keepNext w:val="false"/>
         <w:numPr>
           <w:ilvl w:val="0"/>
           <w:numId w:val="2"/>
@@ -4805,6 +5396,7 @@
     <w:p>
       <w:pPr>
         <w:pStyle w:val="ListParagraph"/>
+        <w:keepNext w:val="false"/>
         <w:numPr>
           <w:ilvl w:val="0"/>
           <w:numId w:val="2"/>
@@ -4823,6 +5415,7 @@
     <w:p>
       <w:pPr>
         <w:pStyle w:val="ListParagraph"/>
+        <w:keepNext w:val="false"/>
         <w:numPr>
           <w:ilvl w:val="0"/>
           <w:numId w:val="2"/>
@@ -4841,6 +5434,7 @@
     <w:p>
       <w:pPr>
         <w:pStyle w:val="ListParagraph"/>
+        <w:keepNext w:val="false"/>
         <w:numPr>
           <w:ilvl w:val="0"/>
           <w:numId w:val="2"/>
@@ -4859,6 +5453,7 @@
     <w:p>
       <w:pPr>
         <w:pStyle w:val="ListParagraph"/>
+        <w:keepNext w:val="false"/>
         <w:numPr>
           <w:ilvl w:val="0"/>
           <w:numId w:val="2"/>
@@ -4877,6 +5472,7 @@
     <w:p>
       <w:pPr>
         <w:pStyle w:val="ListParagraph"/>
+        <w:keepNext w:val="false"/>
         <w:numPr>
           <w:ilvl w:val="0"/>
           <w:numId w:val="2"/>
@@ -4902,12 +5498,26 @@
           <w:sz w:val="20"/>
           <w:szCs w:val="20"/>
         </w:rPr>
-        <w:t xml:space="preserve">One further feed is not blocking. Per-deal revenue attribution drives the P&amp;L measure of the Trade Activity screen and nothing else; without it that measure reads zero and every other screen is unaffected. It is listed here because it is owned by product control rather than by any of the six above, and because it is the feed most likely to be assumed available and then found not to be published per deal.</w:t>
+        <w:t xml:space="preserve">One further feed is not blocking. Per-deal revenue attribution drives the P&amp;L measure of the Trade Activity screen and the eight revenue rules, TS-51 to TS-58. Without it the measure reads zero, those eight rules are suppressed, and every other screen and rule is unaffected. It is listed here because it is owned by product control rather than by any of the six above, and because it is the feed most likely to be assumed available and then found not to be published per deal.</w:t>
       </w:r>
     </w:p>
     <w:p>
       <w:pPr>
+        <w:spacing w:after="120" w:before="0"/>
+      </w:pPr>
+      <w:r>
+        <w:rPr>
+          <w:rFonts w:ascii="Calibri" w:cs="Calibri" w:eastAsia="Calibri" w:hAnsi="Calibri"/>
+          <w:sz w:val="20"/>
+          <w:szCs w:val="20"/>
+        </w:rPr>
+        <w:t xml:space="preserve">One of the eight, TS-57, compares this per-deal revenue with product control's own daily P&amp;L for each trader. The two figures must therefore come from different systems. If the daily P&amp;L is simply the per-deal revenue summed, the two can never disagree and the rule can never fire.</w:t>
+      </w:r>
+    </w:p>
+    <w:p>
+      <w:pPr>
         <w:pStyle w:val="Heading2"/>
+        <w:keepNext/>
         <w:spacing w:after="120" w:before="240"/>
       </w:pPr>
       <w:r>
@@ -4924,6 +5534,7 @@
     </w:p>
     <w:p>
       <w:pPr>
+        <w:keepNext/>
         <w:spacing w:after="120" w:before="0"/>
       </w:pPr>
       <w:r>
@@ -4970,6 +5581,7 @@
           </w:tcPr>
           <w:p>
             <w:pPr>
+              <w:keepNext/>
               <w:spacing w:after="0"/>
             </w:pPr>
             <w:r>
@@ -4997,6 +5609,7 @@
           </w:tcPr>
           <w:p>
             <w:pPr>
+              <w:keepNext/>
               <w:spacing w:after="0"/>
             </w:pPr>
             <w:r>
@@ -5024,6 +5637,7 @@
           </w:tcPr>
           <w:p>
             <w:pPr>
+              <w:keepNext/>
               <w:spacing w:after="0"/>
             </w:pPr>
             <w:r>
@@ -5055,6 +5669,7 @@
           </w:tcPr>
           <w:p>
             <w:pPr>
+              <w:keepNext/>
               <w:spacing w:after="0"/>
             </w:pPr>
             <w:r>
@@ -5079,15 +5694,16 @@
           </w:tcPr>
           <w:p>
             <w:pPr>
-              <w:spacing w:after="0"/>
-            </w:pPr>
-            <w:r>
-              <w:rPr>
-                <w:rFonts w:ascii="Calibri" w:cs="Calibri" w:eastAsia="Calibri" w:hAnsi="Calibri"/>
-                <w:sz w:val="18"/>
-                <w:szCs w:val="18"/>
-              </w:rPr>
-              <w:t xml:space="preserve">Sixteen rules are computed from it, and every hour-of-day view on the site. There is no safe default.</w:t>
+              <w:keepNext/>
+              <w:spacing w:after="0"/>
+            </w:pPr>
+            <w:r>
+              <w:rPr>
+                <w:rFonts w:ascii="Calibri" w:cs="Calibri" w:eastAsia="Calibri" w:hAnsi="Calibri"/>
+                <w:sz w:val="18"/>
+                <w:szCs w:val="18"/>
+              </w:rPr>
+              <w:t xml:space="preserve">Eighteen rules are computed from it, and every hour-of-day view on the site. There is no safe default.</w:t>
             </w:r>
           </w:p>
         </w:tc>
@@ -5103,6 +5719,7 @@
           </w:tcPr>
           <w:p>
             <w:pPr>
+              <w:keepNext/>
               <w:spacing w:after="0"/>
             </w:pPr>
             <w:r>
@@ -5132,6 +5749,7 @@
           </w:tcPr>
           <w:p>
             <w:pPr>
+              <w:keepNext/>
               <w:spacing w:after="0"/>
             </w:pPr>
             <w:r>
@@ -5156,6 +5774,7 @@
           </w:tcPr>
           <w:p>
             <w:pPr>
+              <w:keepNext/>
               <w:spacing w:after="0"/>
             </w:pPr>
             <w:r>
@@ -5180,6 +5799,7 @@
           </w:tcPr>
           <w:p>
             <w:pPr>
+              <w:keepNext/>
               <w:spacing w:after="0"/>
             </w:pPr>
             <w:r>
@@ -5209,6 +5829,7 @@
           </w:tcPr>
           <w:p>
             <w:pPr>
+              <w:keepNext w:val="false"/>
               <w:spacing w:after="0"/>
             </w:pPr>
             <w:r>
@@ -5233,6 +5854,7 @@
           </w:tcPr>
           <w:p>
             <w:pPr>
+              <w:keepNext w:val="false"/>
               <w:spacing w:after="0"/>
             </w:pPr>
             <w:r>
@@ -5257,6 +5879,7 @@
           </w:tcPr>
           <w:p>
             <w:pPr>
+              <w:keepNext w:val="false"/>
               <w:spacing w:after="0"/>
             </w:pPr>
             <w:r>
@@ -5274,6 +5897,7 @@
     <w:p>
       <w:pPr>
         <w:pStyle w:val="Heading2"/>
+        <w:keepNext/>
         <w:spacing w:after="120" w:before="240"/>
       </w:pPr>
       <w:r>
@@ -5303,12 +5927,8 @@
     </w:p>
     <w:p>
       <w:pPr>
-        <w:pageBreakBefore/>
-      </w:pPr>
-    </w:p>
-    <w:p>
-      <w:pPr>
         <w:pStyle w:val="Heading1"/>
+        <w:keepNext/>
         <w:spacing w:after="120" w:before="320"/>
       </w:pPr>
       <w:r>
@@ -5358,6 +5978,7 @@
           </w:tcPr>
           <w:p>
             <w:pPr>
+              <w:keepNext w:val="false"/>
               <w:spacing w:after="0"/>
             </w:pPr>
             <w:r>
@@ -5385,6 +6006,7 @@
           </w:tcPr>
           <w:p>
             <w:pPr>
+              <w:keepNext w:val="false"/>
               <w:spacing w:after="0"/>
             </w:pPr>
             <w:r>
@@ -5412,6 +6034,7 @@
           </w:tcPr>
           <w:p>
             <w:pPr>
+              <w:keepNext w:val="false"/>
               <w:spacing w:after="0"/>
             </w:pPr>
             <w:r>
@@ -5443,6 +6066,7 @@
           </w:tcPr>
           <w:p>
             <w:pPr>
+              <w:keepNext w:val="false"/>
               <w:spacing w:after="0"/>
             </w:pPr>
             <w:r>
@@ -5467,6 +6091,7 @@
           </w:tcPr>
           <w:p>
             <w:pPr>
+              <w:keepNext w:val="false"/>
               <w:spacing w:after="0"/>
             </w:pPr>
             <w:r>
@@ -5491,15 +6116,16 @@
           </w:tcPr>
           <w:p>
             <w:pPr>
-              <w:spacing w:after="0"/>
-            </w:pPr>
-            <w:r>
-              <w:rPr>
-                <w:rFonts w:ascii="Calibri" w:cs="Calibri" w:eastAsia="Calibri" w:hAnsi="Calibri"/>
-                <w:sz w:val="18"/>
-                <w:szCs w:val="18"/>
-              </w:rPr>
-              <w:t xml:space="preserve">A screen shall render within two seconds on a year of data for a floor of the bank's size. The reference build renders 58,889 deals and 3,560 alerts well inside that.</w:t>
+              <w:keepNext w:val="false"/>
+              <w:spacing w:after="0"/>
+            </w:pPr>
+            <w:r>
+              <w:rPr>
+                <w:rFonts w:ascii="Calibri" w:cs="Calibri" w:eastAsia="Calibri" w:hAnsi="Calibri"/>
+                <w:sz w:val="18"/>
+                <w:szCs w:val="18"/>
+              </w:rPr>
+              <w:t xml:space="preserve">A screen shall render within two seconds on a year of data for a floor of the bank's size. The reference build renders 60,198 deals and 3,724 alerts, its slowest screen in under a second.</w:t>
             </w:r>
           </w:p>
         </w:tc>
@@ -5520,6 +6146,7 @@
           </w:tcPr>
           <w:p>
             <w:pPr>
+              <w:keepNext w:val="false"/>
               <w:spacing w:after="0"/>
             </w:pPr>
             <w:r>
@@ -5544,6 +6171,7 @@
           </w:tcPr>
           <w:p>
             <w:pPr>
+              <w:keepNext w:val="false"/>
               <w:spacing w:after="0"/>
             </w:pPr>
             <w:r>
@@ -5568,6 +6196,7 @@
           </w:tcPr>
           <w:p>
             <w:pPr>
+              <w:keepNext w:val="false"/>
               <w:spacing w:after="0"/>
             </w:pPr>
             <w:r>
@@ -5597,6 +6226,7 @@
           </w:tcPr>
           <w:p>
             <w:pPr>
+              <w:keepNext w:val="false"/>
               <w:spacing w:after="0"/>
             </w:pPr>
             <w:r>
@@ -5621,6 +6251,7 @@
           </w:tcPr>
           <w:p>
             <w:pPr>
+              <w:keepNext w:val="false"/>
               <w:spacing w:after="0"/>
             </w:pPr>
             <w:r>
@@ -5645,6 +6276,7 @@
           </w:tcPr>
           <w:p>
             <w:pPr>
+              <w:keepNext w:val="false"/>
               <w:spacing w:after="0"/>
             </w:pPr>
             <w:r>
@@ -5674,6 +6306,7 @@
           </w:tcPr>
           <w:p>
             <w:pPr>
+              <w:keepNext w:val="false"/>
               <w:spacing w:after="0"/>
             </w:pPr>
             <w:r>
@@ -5698,6 +6331,7 @@
           </w:tcPr>
           <w:p>
             <w:pPr>
+              <w:keepNext w:val="false"/>
               <w:spacing w:after="0"/>
             </w:pPr>
             <w:r>
@@ -5722,6 +6356,7 @@
           </w:tcPr>
           <w:p>
             <w:pPr>
+              <w:keepNext w:val="false"/>
               <w:spacing w:after="0"/>
             </w:pPr>
             <w:r>
@@ -5751,6 +6386,7 @@
           </w:tcPr>
           <w:p>
             <w:pPr>
+              <w:keepNext w:val="false"/>
               <w:spacing w:after="0"/>
             </w:pPr>
             <w:r>
@@ -5775,6 +6411,7 @@
           </w:tcPr>
           <w:p>
             <w:pPr>
+              <w:keepNext w:val="false"/>
               <w:spacing w:after="0"/>
             </w:pPr>
             <w:r>
@@ -5799,6 +6436,7 @@
           </w:tcPr>
           <w:p>
             <w:pPr>
+              <w:keepNext w:val="false"/>
               <w:spacing w:after="0"/>
             </w:pPr>
             <w:r>
@@ -5828,6 +6466,7 @@
           </w:tcPr>
           <w:p>
             <w:pPr>
+              <w:keepNext w:val="false"/>
               <w:spacing w:after="0"/>
             </w:pPr>
             <w:r>
@@ -5852,6 +6491,7 @@
           </w:tcPr>
           <w:p>
             <w:pPr>
+              <w:keepNext w:val="false"/>
               <w:spacing w:after="0"/>
             </w:pPr>
             <w:r>
@@ -5876,6 +6516,7 @@
           </w:tcPr>
           <w:p>
             <w:pPr>
+              <w:keepNext w:val="false"/>
               <w:spacing w:after="0"/>
             </w:pPr>
             <w:r>
@@ -5905,6 +6546,7 @@
           </w:tcPr>
           <w:p>
             <w:pPr>
+              <w:keepNext w:val="false"/>
               <w:spacing w:after="0"/>
             </w:pPr>
             <w:r>
@@ -5929,6 +6571,7 @@
           </w:tcPr>
           <w:p>
             <w:pPr>
+              <w:keepNext w:val="false"/>
               <w:spacing w:after="0"/>
             </w:pPr>
             <w:r>
@@ -5953,6 +6596,7 @@
           </w:tcPr>
           <w:p>
             <w:pPr>
+              <w:keepNext w:val="false"/>
               <w:spacing w:after="0"/>
             </w:pPr>
             <w:r>
@@ -5982,6 +6626,7 @@
           </w:tcPr>
           <w:p>
             <w:pPr>
+              <w:keepNext w:val="false"/>
               <w:spacing w:after="0"/>
             </w:pPr>
             <w:r>
@@ -6006,6 +6651,7 @@
           </w:tcPr>
           <w:p>
             <w:pPr>
+              <w:keepNext w:val="false"/>
               <w:spacing w:after="0"/>
             </w:pPr>
             <w:r>
@@ -6030,6 +6676,7 @@
           </w:tcPr>
           <w:p>
             <w:pPr>
+              <w:keepNext w:val="false"/>
               <w:spacing w:after="0"/>
             </w:pPr>
             <w:r>
@@ -6047,6 +6694,7 @@
     <w:p>
       <w:pPr>
         <w:pStyle w:val="Heading1"/>
+        <w:keepNext/>
         <w:spacing w:after="120" w:before="320"/>
       </w:pPr>
       <w:r>
@@ -6063,6 +6711,7 @@
     </w:p>
     <w:p>
       <w:pPr>
+        <w:keepNext/>
         <w:spacing w:after="120" w:before="0"/>
       </w:pPr>
       <w:r>
@@ -6077,6 +6726,7 @@
     <w:p>
       <w:pPr>
         <w:pStyle w:val="ListParagraph"/>
+        <w:keepNext/>
         <w:numPr>
           <w:ilvl w:val="0"/>
           <w:numId w:val="2"/>
@@ -6095,6 +6745,7 @@
     <w:p>
       <w:pPr>
         <w:pStyle w:val="ListParagraph"/>
+        <w:keepNext/>
         <w:numPr>
           <w:ilvl w:val="0"/>
           <w:numId w:val="2"/>
@@ -6113,6 +6764,7 @@
     <w:p>
       <w:pPr>
         <w:pStyle w:val="ListParagraph"/>
+        <w:keepNext/>
         <w:numPr>
           <w:ilvl w:val="0"/>
           <w:numId w:val="2"/>
@@ -6131,6 +6783,7 @@
     <w:p>
       <w:pPr>
         <w:pStyle w:val="ListParagraph"/>
+        <w:keepNext/>
         <w:numPr>
           <w:ilvl w:val="0"/>
           <w:numId w:val="2"/>
@@ -6149,6 +6802,7 @@
     <w:p>
       <w:pPr>
         <w:pStyle w:val="ListParagraph"/>
+        <w:keepNext/>
         <w:numPr>
           <w:ilvl w:val="0"/>
           <w:numId w:val="2"/>
@@ -6167,6 +6821,7 @@
     <w:p>
       <w:pPr>
         <w:pStyle w:val="ListParagraph"/>
+        <w:keepNext w:val="false"/>
         <w:numPr>
           <w:ilvl w:val="0"/>
           <w:numId w:val="2"/>
@@ -6185,6 +6840,7 @@
     <w:p>
       <w:pPr>
         <w:pStyle w:val="Heading1"/>
+        <w:keepNext/>
         <w:spacing w:after="120" w:before="320"/>
       </w:pPr>
       <w:r>
@@ -6247,6 +6903,7 @@
           </w:tcPr>
           <w:p>
             <w:pPr>
+              <w:keepNext w:val="false"/>
               <w:spacing w:after="0"/>
             </w:pPr>
             <w:r>
@@ -6274,6 +6931,7 @@
           </w:tcPr>
           <w:p>
             <w:pPr>
+              <w:keepNext w:val="false"/>
               <w:spacing w:after="0"/>
             </w:pPr>
             <w:r>
@@ -6301,6 +6959,7 @@
           </w:tcPr>
           <w:p>
             <w:pPr>
+              <w:keepNext w:val="false"/>
               <w:spacing w:after="0"/>
             </w:pPr>
             <w:r>
@@ -6332,6 +6991,7 @@
           </w:tcPr>
           <w:p>
             <w:pPr>
+              <w:keepNext w:val="false"/>
               <w:spacing w:after="0"/>
             </w:pPr>
             <w:r>
@@ -6356,15 +7016,16 @@
           </w:tcPr>
           <w:p>
             <w:pPr>
-              <w:spacing w:after="0"/>
-            </w:pPr>
-            <w:r>
-              <w:rPr>
-                <w:rFonts w:ascii="Calibri" w:cs="Calibri" w:eastAsia="Calibri" w:hAnsi="Calibri"/>
-                <w:sz w:val="18"/>
-                <w:szCs w:val="18"/>
-              </w:rPr>
-              <w:t xml:space="preserve">24 tables, 300 field specifications, code lists, the rule-to-field matrix and data quality controls.</w:t>
+              <w:keepNext w:val="false"/>
+              <w:spacing w:after="0"/>
+            </w:pPr>
+            <w:r>
+              <w:rPr>
+                <w:rFonts w:ascii="Calibri" w:cs="Calibri" w:eastAsia="Calibri" w:hAnsi="Calibri"/>
+                <w:sz w:val="18"/>
+                <w:szCs w:val="18"/>
+              </w:rPr>
+              <w:t xml:space="preserve">24 tables, 300 field specifications, code lists, the rule-to-field matrix, the lineage of all 33 panels, and data quality controls.</w:t>
             </w:r>
           </w:p>
         </w:tc>
@@ -6380,6 +7041,7 @@
           </w:tcPr>
           <w:p>
             <w:pPr>
+              <w:keepNext w:val="false"/>
               <w:spacing w:after="0"/>
             </w:pPr>
             <w:r>
@@ -6409,6 +7071,7 @@
           </w:tcPr>
           <w:p>
             <w:pPr>
+              <w:keepNext w:val="false"/>
               <w:spacing w:after="0"/>
             </w:pPr>
             <w:r>
@@ -6433,6 +7096,7 @@
           </w:tcPr>
           <w:p>
             <w:pPr>
+              <w:keepNext w:val="false"/>
               <w:spacing w:after="0"/>
             </w:pPr>
             <w:r>
@@ -6457,6 +7121,7 @@
           </w:tcPr>
           <w:p>
             <w:pPr>
+              <w:keepNext w:val="false"/>
               <w:spacing w:after="0"/>
             </w:pPr>
             <w:r>
@@ -6486,6 +7151,7 @@
           </w:tcPr>
           <w:p>
             <w:pPr>
+              <w:keepNext w:val="false"/>
               <w:spacing w:after="0"/>
             </w:pPr>
             <w:r>
@@ -6510,6 +7176,7 @@
           </w:tcPr>
           <w:p>
             <w:pPr>
+              <w:keepNext w:val="false"/>
               <w:spacing w:after="0"/>
             </w:pPr>
             <w:r>
@@ -6534,6 +7201,7 @@
           </w:tcPr>
           <w:p>
             <w:pPr>
+              <w:keepNext w:val="false"/>
               <w:spacing w:after="0"/>
             </w:pPr>
             <w:r>
@@ -6563,6 +7231,7 @@
           </w:tcPr>
           <w:p>
             <w:pPr>
+              <w:keepNext w:val="false"/>
               <w:spacing w:after="0"/>
             </w:pPr>
             <w:r>
@@ -6587,6 +7256,7 @@
           </w:tcPr>
           <w:p>
             <w:pPr>
+              <w:keepNext w:val="false"/>
               <w:spacing w:after="0"/>
             </w:pPr>
             <w:r>
@@ -6611,6 +7281,7 @@
           </w:tcPr>
           <w:p>
             <w:pPr>
+              <w:keepNext w:val="false"/>
               <w:spacing w:after="0"/>
             </w:pPr>
             <w:r>
@@ -6640,6 +7311,7 @@
           </w:tcPr>
           <w:p>
             <w:pPr>
+              <w:keepNext w:val="false"/>
               <w:spacing w:after="0"/>
             </w:pPr>
             <w:r>
@@ -6664,15 +7336,16 @@
           </w:tcPr>
           <w:p>
             <w:pPr>
-              <w:spacing w:after="0"/>
-            </w:pPr>
-            <w:r>
-              <w:rPr>
-                <w:rFonts w:ascii="Calibri" w:cs="Calibri" w:eastAsia="Calibri" w:hAnsi="Calibri"/>
-                <w:sz w:val="18"/>
-                <w:szCs w:val="18"/>
-              </w:rPr>
-              <w:t xml:space="preserve">Each rule explained: what it detects, how the test works, and the data it requires.</w:t>
+              <w:keepNext w:val="false"/>
+              <w:spacing w:after="0"/>
+            </w:pPr>
+            <w:r>
+              <w:rPr>
+                <w:rFonts w:ascii="Calibri" w:cs="Calibri" w:eastAsia="Calibri" w:hAnsi="Calibri"/>
+                <w:sz w:val="18"/>
+                <w:szCs w:val="18"/>
+              </w:rPr>
+              <w:t xml:space="preserve">All fifty-eight rules explained: what each detects, how the test works, and the data it requires. The file keeps the name it was first issued under.</w:t>
             </w:r>
           </w:p>
         </w:tc>
@@ -6688,6 +7361,7 @@
           </w:tcPr>
           <w:p>
             <w:pPr>
+              <w:keepNext w:val="false"/>
               <w:spacing w:after="0"/>
             </w:pPr>
             <w:r>
@@ -6705,6 +7379,7 @@
     <w:p>
       <w:pPr>
         <w:pStyle w:val="Heading1"/>
+        <w:keepNext/>
         <w:spacing w:after="120" w:before="320"/>
       </w:pPr>
       <w:r>
@@ -6766,6 +7441,7 @@
           </w:tcPr>
           <w:p>
             <w:pPr>
+              <w:keepNext w:val="false"/>
               <w:spacing w:after="0"/>
             </w:pPr>
             <w:r>
@@ -6793,6 +7469,7 @@
           </w:tcPr>
           <w:p>
             <w:pPr>
+              <w:keepNext w:val="false"/>
               <w:spacing w:after="0"/>
             </w:pPr>
             <w:r>
@@ -6824,6 +7501,7 @@
           </w:tcPr>
           <w:p>
             <w:pPr>
+              <w:keepNext w:val="false"/>
               <w:spacing w:after="0"/>
             </w:pPr>
             <w:r>
@@ -6848,6 +7526,7 @@
           </w:tcPr>
           <w:p>
             <w:pPr>
+              <w:keepNext w:val="false"/>
               <w:spacing w:after="0"/>
             </w:pPr>
             <w:r>
@@ -6877,6 +7556,7 @@
           </w:tcPr>
           <w:p>
             <w:pPr>
+              <w:keepNext w:val="false"/>
               <w:spacing w:after="0"/>
             </w:pPr>
             <w:r>
@@ -6901,6 +7581,7 @@
           </w:tcPr>
           <w:p>
             <w:pPr>
+              <w:keepNext w:val="false"/>
               <w:spacing w:after="0"/>
             </w:pPr>
             <w:r>
@@ -6930,6 +7611,7 @@
           </w:tcPr>
           <w:p>
             <w:pPr>
+              <w:keepNext w:val="false"/>
               <w:spacing w:after="0"/>
             </w:pPr>
             <w:r>
@@ -6954,6 +7636,7 @@
           </w:tcPr>
           <w:p>
             <w:pPr>
+              <w:keepNext w:val="false"/>
               <w:spacing w:after="0"/>
             </w:pPr>
             <w:r>
@@ -6983,6 +7666,7 @@
           </w:tcPr>
           <w:p>
             <w:pPr>
+              <w:keepNext w:val="false"/>
               <w:spacing w:after="0"/>
             </w:pPr>
             <w:r>
@@ -7007,6 +7691,7 @@
           </w:tcPr>
           <w:p>
             <w:pPr>
+              <w:keepNext w:val="false"/>
               <w:spacing w:after="0"/>
             </w:pPr>
             <w:r>
@@ -7036,6 +7721,7 @@
           </w:tcPr>
           <w:p>
             <w:pPr>
+              <w:keepNext w:val="false"/>
               <w:spacing w:after="0"/>
             </w:pPr>
             <w:r>
@@ -7060,6 +7746,7 @@
           </w:tcPr>
           <w:p>
             <w:pPr>
+              <w:keepNext w:val="false"/>
               <w:spacing w:after="0"/>
             </w:pPr>
             <w:r>
@@ -7089,6 +7776,7 @@
           </w:tcPr>
           <w:p>
             <w:pPr>
+              <w:keepNext w:val="false"/>
               <w:spacing w:after="0"/>
             </w:pPr>
             <w:r>
@@ -7113,6 +7801,7 @@
           </w:tcPr>
           <w:p>
             <w:pPr>
+              <w:keepNext w:val="false"/>
               <w:spacing w:after="0"/>
             </w:pPr>
             <w:r>
@@ -7142,6 +7831,7 @@
           </w:tcPr>
           <w:p>
             <w:pPr>
+              <w:keepNext w:val="false"/>
               <w:spacing w:after="0"/>
             </w:pPr>
             <w:r>
@@ -7166,6 +7856,7 @@
           </w:tcPr>
           <w:p>
             <w:pPr>
+              <w:keepNext w:val="false"/>
               <w:spacing w:after="0"/>
             </w:pPr>
             <w:r>
@@ -7195,6 +7886,7 @@
           </w:tcPr>
           <w:p>
             <w:pPr>
+              <w:keepNext w:val="false"/>
               <w:spacing w:after="0"/>
             </w:pPr>
             <w:r>
@@ -7219,6 +7911,7 @@
           </w:tcPr>
           <w:p>
             <w:pPr>
+              <w:keepNext w:val="false"/>
               <w:spacing w:after="0"/>
             </w:pPr>
             <w:r>
@@ -7248,6 +7941,7 @@
           </w:tcPr>
           <w:p>
             <w:pPr>
+              <w:keepNext w:val="false"/>
               <w:spacing w:after="0"/>
             </w:pPr>
             <w:r>
@@ -7272,6 +7966,7 @@
           </w:tcPr>
           <w:p>
             <w:pPr>
+              <w:keepNext w:val="false"/>
               <w:spacing w:after="0"/>
             </w:pPr>
             <w:r>
@@ -7301,6 +7996,7 @@
           </w:tcPr>
           <w:p>
             <w:pPr>
+              <w:keepNext w:val="false"/>
               <w:spacing w:after="0"/>
             </w:pPr>
             <w:r>
@@ -7325,15 +8021,71 @@
           </w:tcPr>
           <w:p>
             <w:pPr>
-              <w:spacing w:after="0"/>
-            </w:pPr>
-            <w:r>
-              <w:rPr>
-                <w:rFonts w:ascii="Calibri" w:cs="Calibri" w:eastAsia="Calibri" w:hAnsi="Calibri"/>
-                <w:sz w:val="18"/>
-                <w:szCs w:val="18"/>
-              </w:rPr>
-              <w:t xml:space="preserve">Trade Activity renders in both measures from live data. Revenue totals reconcile to the figures the desk reports for the same period, and where revenue is not supplied the measure reads zero rather than an estimate.</w:t>
+              <w:keepNext w:val="false"/>
+              <w:spacing w:after="0"/>
+            </w:pPr>
+            <w:r>
+              <w:rPr>
+                <w:rFonts w:ascii="Calibri" w:cs="Calibri" w:eastAsia="Calibri" w:hAnsi="Calibri"/>
+                <w:sz w:val="18"/>
+                <w:szCs w:val="18"/>
+              </w:rPr>
+              <w:t xml:space="preserve">Trade Activity renders in both measures from live data. Revenue totals reconcile to the figures the desk reports for the same period. Where revenue is not supplied, the measure reads zero rather than an estimate and the revenue rules are reported as suppressed.</w:t>
+            </w:r>
+          </w:p>
+        </w:tc>
+      </w:tr>
+      <w:tr>
+        <w:trPr>
+          <w:cantSplit/>
+        </w:trPr>
+        <w:tc>
+          <w:tcPr>
+            <w:tcW w:type="dxa" w:w="700"/>
+            <w:tcMar>
+              <w:top w:type="dxa" w:w="60"/>
+              <w:left w:type="dxa" w:w="100"/>
+              <w:bottom w:type="dxa" w:w="60"/>
+              <w:right w:type="dxa" w:w="100"/>
+            </w:tcMar>
+          </w:tcPr>
+          <w:p>
+            <w:pPr>
+              <w:keepNext w:val="false"/>
+              <w:spacing w:after="0"/>
+            </w:pPr>
+            <w:r>
+              <w:rPr>
+                <w:rFonts w:ascii="Calibri" w:cs="Calibri" w:eastAsia="Calibri" w:hAnsi="Calibri"/>
+                <w:sz w:val="18"/>
+                <w:szCs w:val="18"/>
+              </w:rPr>
+              <w:t xml:space="preserve">A11</w:t>
+            </w:r>
+          </w:p>
+        </w:tc>
+        <w:tc>
+          <w:tcPr>
+            <w:tcW w:type="dxa" w:w="8660"/>
+            <w:tcMar>
+              <w:top w:type="dxa" w:w="60"/>
+              <w:left w:type="dxa" w:w="100"/>
+              <w:bottom w:type="dxa" w:w="60"/>
+              <w:right w:type="dxa" w:w="100"/>
+            </w:tcMar>
+          </w:tcPr>
+          <w:p>
+            <w:pPr>
+              <w:keepNext w:val="false"/>
+              <w:spacing w:after="0"/>
+            </w:pPr>
+            <w:r>
+              <w:rPr>
+                <w:rFonts w:ascii="Calibri" w:cs="Calibri" w:eastAsia="Calibri" w:hAnsi="Calibri"/>
+                <w:sz w:val="18"/>
+                <w:szCs w:val="18"/>
+              </w:rPr>
+              <w:t xml:space="preserve">The desk ranking and the trader map reconcile to the blotter: each desk's figure and each trader's tile equal the sum of their deals in scope, and every trader in scope appears either on the map or in the list beside it.</w:t>
             </w:r>
           </w:p>
         </w:tc>
@@ -7342,6 +8094,7 @@
     <w:p>
       <w:pPr>
         <w:pStyle w:val="Heading1"/>
+        <w:keepNext/>
         <w:spacing w:after="120" w:before="320"/>
       </w:pPr>
       <w:r>
@@ -7405,6 +8158,7 @@
           </w:tcPr>
           <w:p>
             <w:pPr>
+              <w:keepNext w:val="false"/>
               <w:spacing w:after="0"/>
             </w:pPr>
             <w:r>
@@ -7432,6 +8186,7 @@
           </w:tcPr>
           <w:p>
             <w:pPr>
+              <w:keepNext w:val="false"/>
               <w:spacing w:after="0"/>
             </w:pPr>
             <w:r>
@@ -7459,6 +8214,7 @@
           </w:tcPr>
           <w:p>
             <w:pPr>
+              <w:keepNext w:val="false"/>
               <w:spacing w:after="0"/>
             </w:pPr>
             <w:r>
@@ -7486,6 +8242,7 @@
           </w:tcPr>
           <w:p>
             <w:pPr>
+              <w:keepNext w:val="false"/>
               <w:spacing w:after="0"/>
             </w:pPr>
             <w:r>
@@ -7517,6 +8274,7 @@
           </w:tcPr>
           <w:p>
             <w:pPr>
+              <w:keepNext w:val="false"/>
               <w:spacing w:after="0"/>
             </w:pPr>
             <w:r>
@@ -7541,6 +8299,7 @@
           </w:tcPr>
           <w:p>
             <w:pPr>
+              <w:keepNext w:val="false"/>
               <w:spacing w:after="0"/>
             </w:pPr>
             <w:r>
@@ -7565,6 +8324,7 @@
           </w:tcPr>
           <w:p>
             <w:pPr>
+              <w:keepNext w:val="false"/>
               <w:spacing w:after="0"/>
             </w:pPr>
             <w:r>
@@ -7589,6 +8349,7 @@
           </w:tcPr>
           <w:p>
             <w:pPr>
+              <w:keepNext w:val="false"/>
               <w:spacing w:after="0"/>
             </w:pPr>
             <w:r>
@@ -7618,6 +8379,7 @@
           </w:tcPr>
           <w:p>
             <w:pPr>
+              <w:keepNext w:val="false"/>
               <w:spacing w:after="0"/>
             </w:pPr>
             <w:r>
@@ -7642,6 +8404,7 @@
           </w:tcPr>
           <w:p>
             <w:pPr>
+              <w:keepNext w:val="false"/>
               <w:spacing w:after="0"/>
             </w:pPr>
             <w:r>
@@ -7666,15 +8429,16 @@
           </w:tcPr>
           <w:p>
             <w:pPr>
-              <w:spacing w:after="0"/>
-            </w:pPr>
-            <w:r>
-              <w:rPr>
-                <w:rFonts w:ascii="Calibri" w:cs="Calibri" w:eastAsia="Calibri" w:hAnsi="Calibri"/>
-                <w:sz w:val="18"/>
-                <w:szCs w:val="18"/>
-              </w:rPr>
-              <w:t xml:space="preserve">The Limits and controls rule category.</w:t>
+              <w:keepNext w:val="false"/>
+              <w:spacing w:after="0"/>
+            </w:pPr>
+            <w:r>
+              <w:rPr>
+                <w:rFonts w:ascii="Calibri" w:cs="Calibri" w:eastAsia="Calibri" w:hAnsi="Calibri"/>
+                <w:sz w:val="18"/>
+                <w:szCs w:val="18"/>
+              </w:rPr>
+              <w:t xml:space="preserve">The Limits and controls rule category, and the eight revenue rules.</w:t>
             </w:r>
           </w:p>
         </w:tc>
@@ -7690,15 +8454,16 @@
           </w:tcPr>
           <w:p>
             <w:pPr>
-              <w:spacing w:after="0"/>
-            </w:pPr>
-            <w:r>
-              <w:rPr>
-                <w:rFonts w:ascii="Calibri" w:cs="Calibri" w:eastAsia="Calibri" w:hAnsi="Calibri"/>
-                <w:sz w:val="18"/>
-                <w:szCs w:val="18"/>
-              </w:rPr>
-              <w:t xml:space="preserve">Phase 1 plus the trader mandate and limit register, and — for the P&amp;L measure only — revenue attribution.</w:t>
+              <w:keepNext w:val="false"/>
+              <w:spacing w:after="0"/>
+            </w:pPr>
+            <w:r>
+              <w:rPr>
+                <w:rFonts w:ascii="Calibri" w:cs="Calibri" w:eastAsia="Calibri" w:hAnsi="Calibri"/>
+                <w:sz w:val="18"/>
+                <w:szCs w:val="18"/>
+              </w:rPr>
+              <w:t xml:space="preserve">Phase 1 plus the trader mandate and limit register, and — for the P&amp;L measure and the revenue rules — revenue attribution and product control's daily P&amp;L.</w:t>
             </w:r>
           </w:p>
         </w:tc>
@@ -7719,6 +8484,7 @@
           </w:tcPr>
           <w:p>
             <w:pPr>
+              <w:keepNext w:val="false"/>
               <w:spacing w:after="0"/>
             </w:pPr>
             <w:r>
@@ -7743,6 +8509,7 @@
           </w:tcPr>
           <w:p>
             <w:pPr>
+              <w:keepNext w:val="false"/>
               <w:spacing w:after="0"/>
             </w:pPr>
             <w:r>
@@ -7767,6 +8534,7 @@
           </w:tcPr>
           <w:p>
             <w:pPr>
+              <w:keepNext w:val="false"/>
               <w:spacing w:after="0"/>
             </w:pPr>
             <w:r>
@@ -7791,6 +8559,7 @@
           </w:tcPr>
           <w:p>
             <w:pPr>
+              <w:keepNext w:val="false"/>
               <w:spacing w:after="0"/>
             </w:pPr>
             <w:r>
@@ -7820,6 +8589,7 @@
           </w:tcPr>
           <w:p>
             <w:pPr>
+              <w:keepNext w:val="false"/>
               <w:spacing w:after="0"/>
             </w:pPr>
             <w:r>
@@ -7844,6 +8614,7 @@
           </w:tcPr>
           <w:p>
             <w:pPr>
+              <w:keepNext w:val="false"/>
               <w:spacing w:after="0"/>
             </w:pPr>
             <w:r>
@@ -7868,6 +8639,7 @@
           </w:tcPr>
           <w:p>
             <w:pPr>
+              <w:keepNext w:val="false"/>
               <w:spacing w:after="0"/>
             </w:pPr>
             <w:r>
@@ -7892,6 +8664,7 @@
           </w:tcPr>
           <w:p>
             <w:pPr>
+              <w:keepNext w:val="false"/>
               <w:spacing w:after="0"/>
             </w:pPr>
             <w:r>

--- a/Trade-Monitoring-BRD.docx
+++ b/Trade-Monitoring-BRD.docx
@@ -840,7 +840,7 @@
                 <w:sz w:val="18"/>
                 <w:szCs w:val="18"/>
               </w:rPr>
-              <w:t xml:space="preserve">Eight revenue and margin rules, TS-51 to TS-58, bring the library to fifty-eight (FR-01, FR-26, 7.2, A10). Desk ranking and trader map added to Trade Activity (FR-30, FR-35, A11). Counts and volumes brought up to date.</w:t>
+              <w:t xml:space="preserve">Eight revenue and margin rules, TS-51 to TS-58, bring the library to fifty-eight (FR-01, FR-26, 7.2, A10). Desk ranking and trader map added to Trade Activity (FR-30, FR-35, A11). Counts and volumes brought up to date. Rule catalogue reissued as Trade-Surveillance-58-Rules.docx.</w:t>
             </w:r>
           </w:p>
         </w:tc>
@@ -7320,7 +7320,7 @@
                 <w:sz w:val="18"/>
                 <w:szCs w:val="18"/>
               </w:rPr>
-              <w:t xml:space="preserve">Trade-Surveillance-50-Rules.docx</w:t>
+              <w:t xml:space="preserve">Trade-Surveillance-58-Rules.docx</w:t>
             </w:r>
           </w:p>
         </w:tc>
@@ -7345,7 +7345,7 @@
                 <w:sz w:val="18"/>
                 <w:szCs w:val="18"/>
               </w:rPr>
-              <w:t xml:space="preserve">All fifty-eight rules explained: what each detects, how the test works, and the data it requires. The file keeps the name it was first issued under.</w:t>
+              <w:t xml:space="preserve">All fifty-eight rules explained: what each detects, how the test works, and the data it requires.</w:t>
             </w:r>
           </w:p>
         </w:tc>

--- a/Trade-Monitoring-BRD.docx
+++ b/Trade-Monitoring-BRD.docx
@@ -252,7 +252,7 @@
                 <w:sz w:val="18"/>
                 <w:szCs w:val="18"/>
               </w:rPr>
-              <w:t xml:space="preserve">1.2</w:t>
+              <w:t xml:space="preserve">1.3</w:t>
             </w:r>
           </w:p>
         </w:tc>
@@ -841,6 +841,86 @@
                 <w:szCs w:val="18"/>
               </w:rPr>
               <w:t xml:space="preserve">Eight revenue and margin rules, TS-51 to TS-58, bring the library to fifty-eight (FR-01, FR-26, 7.2, A10). Desk ranking and trader map added to Trade Activity (FR-30, FR-35, A11). Counts and volumes brought up to date. Rule catalogue reissued as Trade-Surveillance-58-Rules.docx.</w:t>
+            </w:r>
+          </w:p>
+        </w:tc>
+      </w:tr>
+      <w:tr>
+        <w:trPr>
+          <w:cantSplit/>
+        </w:trPr>
+        <w:tc>
+          <w:tcPr>
+            <w:tcW w:type="dxa" w:w="1100"/>
+            <w:tcMar>
+              <w:top w:type="dxa" w:w="60"/>
+              <w:left w:type="dxa" w:w="100"/>
+              <w:bottom w:type="dxa" w:w="60"/>
+              <w:right w:type="dxa" w:w="100"/>
+            </w:tcMar>
+          </w:tcPr>
+          <w:p>
+            <w:pPr>
+              <w:keepNext w:val="false"/>
+              <w:spacing w:after="0"/>
+            </w:pPr>
+            <w:r>
+              <w:rPr>
+                <w:rFonts w:ascii="Calibri" w:cs="Calibri" w:eastAsia="Calibri" w:hAnsi="Calibri"/>
+                <w:sz w:val="18"/>
+                <w:szCs w:val="18"/>
+              </w:rPr>
+              <w:t xml:space="preserve">1.3</w:t>
+            </w:r>
+          </w:p>
+        </w:tc>
+        <w:tc>
+          <w:tcPr>
+            <w:tcW w:type="dxa" w:w="1500"/>
+            <w:tcMar>
+              <w:top w:type="dxa" w:w="60"/>
+              <w:left w:type="dxa" w:w="100"/>
+              <w:bottom w:type="dxa" w:w="60"/>
+              <w:right w:type="dxa" w:w="100"/>
+            </w:tcMar>
+          </w:tcPr>
+          <w:p>
+            <w:pPr>
+              <w:keepNext w:val="false"/>
+              <w:spacing w:after="0"/>
+            </w:pPr>
+            <w:r>
+              <w:rPr>
+                <w:rFonts w:ascii="Calibri" w:cs="Calibri" w:eastAsia="Calibri" w:hAnsi="Calibri"/>
+                <w:sz w:val="18"/>
+                <w:szCs w:val="18"/>
+              </w:rPr>
+              <w:t xml:space="preserve">29 Oct 2026</w:t>
+            </w:r>
+          </w:p>
+        </w:tc>
+        <w:tc>
+          <w:tcPr>
+            <w:tcW w:type="dxa" w:w="6760"/>
+            <w:tcMar>
+              <w:top w:type="dxa" w:w="60"/>
+              <w:left w:type="dxa" w:w="100"/>
+              <w:bottom w:type="dxa" w:w="60"/>
+              <w:right w:type="dxa" w:w="100"/>
+            </w:tcMar>
+          </w:tcPr>
+          <w:p>
+            <w:pPr>
+              <w:keepNext w:val="false"/>
+              <w:spacing w:after="0"/>
+            </w:pPr>
+            <w:r>
+              <w:rPr>
+                <w:rFonts w:ascii="Calibri" w:cs="Calibri" w:eastAsia="Calibri" w:hAnsi="Calibri"/>
+                <w:sz w:val="18"/>
+                <w:szCs w:val="18"/>
+              </w:rPr>
+              <w:t xml:space="preserve">Tables page and long card grids load in batches; no list is cut off at a fixed count (FR-27, NFR-02, A12). The demo copy says on screen why it cannot start, if it cannot (10).</w:t>
             </w:r>
           </w:p>
         </w:tc>
@@ -4122,6 +4202,61 @@
           </w:p>
         </w:tc>
       </w:tr>
+      <w:tr>
+        <w:trPr>
+          <w:cantSplit/>
+        </w:trPr>
+        <w:tc>
+          <w:tcPr>
+            <w:tcW w:type="dxa" w:w="900"/>
+            <w:tcMar>
+              <w:top w:type="dxa" w:w="60"/>
+              <w:left w:type="dxa" w:w="100"/>
+              <w:bottom w:type="dxa" w:w="60"/>
+              <w:right w:type="dxa" w:w="100"/>
+            </w:tcMar>
+          </w:tcPr>
+          <w:p>
+            <w:pPr>
+              <w:keepNext w:val="false"/>
+              <w:spacing w:after="0"/>
+            </w:pPr>
+            <w:r>
+              <w:rPr>
+                <w:rFonts w:ascii="Calibri" w:cs="Calibri" w:eastAsia="Calibri" w:hAnsi="Calibri"/>
+                <w:sz w:val="18"/>
+                <w:szCs w:val="18"/>
+              </w:rPr>
+              <w:t xml:space="preserve">FR-27</w:t>
+            </w:r>
+          </w:p>
+        </w:tc>
+        <w:tc>
+          <w:tcPr>
+            <w:tcW w:type="dxa" w:w="8460"/>
+            <w:tcMar>
+              <w:top w:type="dxa" w:w="60"/>
+              <w:left w:type="dxa" w:w="100"/>
+              <w:bottom w:type="dxa" w:w="60"/>
+              <w:right w:type="dxa" w:w="100"/>
+            </w:tcMar>
+          </w:tcPr>
+          <w:p>
+            <w:pPr>
+              <w:keepNext w:val="false"/>
+              <w:spacing w:after="0"/>
+            </w:pPr>
+            <w:r>
+              <w:rPr>
+                <w:rFonts w:ascii="Calibri" w:cs="Calibri" w:eastAsia="Calibri" w:hAnsi="Calibri"/>
+                <w:sz w:val="18"/>
+                <w:szCs w:val="18"/>
+              </w:rPr>
+              <w:t xml:space="preserve">Every table that can outgrow one screen shall be paged, and every long card grid shall load in batches as the reader scrolls. Rows shall be filtered and sorted in full before they are cut to a page, so that counts, totals and highlights describe every matching row, never only the visible ones. A changed filter, search or sort shall return to the first page. No list shall be cut at a fixed count; a deliberate top-N ranking shall say that it is one.</w:t>
+            </w:r>
+          </w:p>
+        </w:tc>
+      </w:tr>
     </w:tbl>
     <w:p>
       <w:pPr>
@@ -6205,7 +6340,7 @@
                 <w:sz w:val="18"/>
                 <w:szCs w:val="18"/>
               </w:rPr>
-              <w:t xml:space="preserve">The design shall accommodate at least 200 traders and a growing rule set without redesign. Dense views shall degrade by aggregating, never by silently truncating.</w:t>
+              <w:t xml:space="preserve">The design shall accommodate at least 200 traders and a growing rule set without redesign. Dense views shall degrade by aggregating, never by silently truncating: long tables page and long card grids load in batches (FR-27).</w:t>
             </w:r>
           </w:p>
         </w:tc>
@@ -7265,7 +7400,7 @@
                 <w:sz w:val="18"/>
                 <w:szCs w:val="18"/>
               </w:rPr>
-              <w:t xml:space="preserve">The working system with sample data. Opens by double-clicking; no server or internet required.</w:t>
+              <w:t xml:space="preserve">The working system with sample data. Opens by double-clicking; no server or internet required. A copy that cannot run — its code removed by a security filter in transit, or JavaScript blocked — says so on screen instead of drawing a broken page.</w:t>
             </w:r>
           </w:p>
         </w:tc>
@@ -8086,6 +8221,61 @@
                 <w:szCs w:val="18"/>
               </w:rPr>
               <w:t xml:space="preserve">The desk ranking and the trader map reconcile to the blotter: each desk's figure and each trader's tile equal the sum of their deals in scope, and every trader in scope appears either on the map or in the list beside it.</w:t>
+            </w:r>
+          </w:p>
+        </w:tc>
+      </w:tr>
+      <w:tr>
+        <w:trPr>
+          <w:cantSplit/>
+        </w:trPr>
+        <w:tc>
+          <w:tcPr>
+            <w:tcW w:type="dxa" w:w="700"/>
+            <w:tcMar>
+              <w:top w:type="dxa" w:w="60"/>
+              <w:left w:type="dxa" w:w="100"/>
+              <w:bottom w:type="dxa" w:w="60"/>
+              <w:right w:type="dxa" w:w="100"/>
+            </w:tcMar>
+          </w:tcPr>
+          <w:p>
+            <w:pPr>
+              <w:keepNext w:val="false"/>
+              <w:spacing w:after="0"/>
+            </w:pPr>
+            <w:r>
+              <w:rPr>
+                <w:rFonts w:ascii="Calibri" w:cs="Calibri" w:eastAsia="Calibri" w:hAnsi="Calibri"/>
+                <w:sz w:val="18"/>
+                <w:szCs w:val="18"/>
+              </w:rPr>
+              <w:t xml:space="preserve">A12</w:t>
+            </w:r>
+          </w:p>
+        </w:tc>
+        <w:tc>
+          <w:tcPr>
+            <w:tcW w:type="dxa" w:w="8660"/>
+            <w:tcMar>
+              <w:top w:type="dxa" w:w="60"/>
+              <w:left w:type="dxa" w:w="100"/>
+              <w:bottom w:type="dxa" w:w="60"/>
+              <w:right w:type="dxa" w:w="100"/>
+            </w:tcMar>
+          </w:tcPr>
+          <w:p>
+            <w:pPr>
+              <w:keepNext w:val="false"/>
+              <w:spacing w:after="0"/>
+            </w:pPr>
+            <w:r>
+              <w:rPr>
+                <w:rFonts w:ascii="Calibri" w:cs="Calibri" w:eastAsia="Calibri" w:hAnsi="Calibri"/>
+                <w:sz w:val="18"/>
+                <w:szCs w:val="18"/>
+              </w:rPr>
+              <w:t xml:space="preserve">Every row of every paged table and every card of every batched grid can be reached, and each appears exactly once. A heatmap cell opened into the queue shows the same total in the queue's pager.</w:t>
             </w:r>
           </w:p>
         </w:tc>
